--- a/Local Supermarket Management System Report.docx
+++ b/Local Supermarket Management System Report.docx
@@ -8,13 +8,16 @@
         <w:jc w:val="center"/>
         <w:rPr>
           <w:rFonts w:cs="Arial"/>
+          <w:sz w:val="28"/>
+          <w:szCs w:val="28"/>
         </w:rPr>
       </w:pPr>
       <w:r>
         <w:rPr>
           <w:rFonts w:cs="Arial"/>
           <w:b/>
-          <w:sz w:val="40"/>
+          <w:sz w:val="28"/>
+          <w:szCs w:val="28"/>
         </w:rPr>
         <w:t>Local Supermarket Management System</w:t>
       </w:r>
@@ -22,9 +25,18 @@
         <w:rPr>
           <w:rFonts w:cs="Arial"/>
           <w:b/>
-          <w:sz w:val="40"/>
-        </w:rPr>
-        <w:br/>
+          <w:sz w:val="28"/>
+          <w:szCs w:val="28"/>
+        </w:rPr>
+        <w:t xml:space="preserve"> </w:t>
+      </w:r>
+      <w:r>
+        <w:rPr>
+          <w:rFonts w:cs="Arial"/>
+          <w:b/>
+          <w:sz w:val="28"/>
+          <w:szCs w:val="28"/>
+        </w:rPr>
         <w:t>for Small Shops</w:t>
       </w:r>
     </w:p>
@@ -43,13 +55,6 @@
         </w:rPr>
         <w:t>CST2550 Reset Coursework Report</w:t>
       </w:r>
-    </w:p>
-    <w:p>
-      <w:pPr>
-        <w:rPr>
-          <w:rFonts w:cs="Arial"/>
-        </w:rPr>
-      </w:pPr>
     </w:p>
     <w:tbl>
       <w:tblPr>
@@ -58,8 +63,8 @@
         <w:tblLook w:val="04A0" w:firstRow="1" w:lastRow="0" w:firstColumn="1" w:lastColumn="0" w:noHBand="0" w:noVBand="1"/>
       </w:tblPr>
       <w:tblGrid>
-        <w:gridCol w:w="5090"/>
-        <w:gridCol w:w="5090"/>
+        <w:gridCol w:w="5086"/>
+        <w:gridCol w:w="5085"/>
       </w:tblGrid>
       <w:tr>
         <w:tc>
@@ -179,7 +184,21 @@
               <w:rPr>
                 <w:rFonts w:cs="Arial"/>
               </w:rPr>
-              <w:t>SQL Server LocalDB with Entity Framework Core</w:t>
+              <w:t xml:space="preserve">SQL Server </w:t>
+            </w:r>
+            <w:proofErr w:type="spellStart"/>
+            <w:r>
+              <w:rPr>
+                <w:rFonts w:cs="Arial"/>
+              </w:rPr>
+              <w:t>LocalDB</w:t>
+            </w:r>
+            <w:proofErr w:type="spellEnd"/>
+            <w:r>
+              <w:rPr>
+                <w:rFonts w:cs="Arial"/>
+              </w:rPr>
+              <w:t xml:space="preserve"> with Entity Framework Core</w:t>
             </w:r>
           </w:p>
         </w:tc>
@@ -295,988 +314,6 @@
           <w:rFonts w:cs="Arial"/>
         </w:rPr>
       </w:pPr>
-      <w:r>
-        <w:rPr>
-          <w:rFonts w:cs="Arial"/>
-        </w:rPr>
-        <w:br w:type="page"/>
-      </w:r>
-      <w:bookmarkStart w:id="0" w:name="_GoBack"/>
-      <w:bookmarkEnd w:id="0"/>
-    </w:p>
-    <w:sdt>
-      <w:sdtPr>
-        <w:rPr>
-          <w:rFonts w:ascii="Arial" w:eastAsia="Arial" w:hAnsi="Arial" w:cstheme="minorBidi"/>
-          <w:b w:val="0"/>
-          <w:bCs w:val="0"/>
-          <w:color w:val="auto"/>
-          <w:sz w:val="22"/>
-          <w:szCs w:val="22"/>
-        </w:rPr>
-        <w:id w:val="2113631471"/>
-        <w:docPartObj>
-          <w:docPartGallery w:val="Table of Contents"/>
-          <w:docPartUnique/>
-        </w:docPartObj>
-      </w:sdtPr>
-      <w:sdtEndPr>
-        <w:rPr>
-          <w:noProof/>
-        </w:rPr>
-      </w:sdtEndPr>
-      <w:sdtContent>
-        <w:p>
-          <w:pPr>
-            <w:pStyle w:val="TOCHeading"/>
-          </w:pPr>
-          <w:r>
-            <w:t>Table of Contents</w:t>
-          </w:r>
-        </w:p>
-        <w:p>
-          <w:pPr>
-            <w:pStyle w:val="TOC1"/>
-            <w:tabs>
-              <w:tab w:val="right" w:leader="dot" w:pos="10171"/>
-            </w:tabs>
-            <w:rPr>
-              <w:rFonts w:asciiTheme="minorHAnsi" w:eastAsiaTheme="minorEastAsia" w:hAnsiTheme="minorHAnsi"/>
-              <w:noProof/>
-            </w:rPr>
-          </w:pPr>
-          <w:r>
-            <w:fldChar w:fldCharType="begin"/>
-          </w:r>
-          <w:r>
-            <w:instrText xml:space="preserve"> TOC \o "1-3" \h \z \u </w:instrText>
-          </w:r>
-          <w:r>
-            <w:fldChar w:fldCharType="separate"/>
-          </w:r>
-          <w:hyperlink w:anchor="_Toc233333387" w:history="1">
-            <w:r>
-              <w:rPr>
-                <w:rStyle w:val="Hyperlink"/>
-                <w:rFonts w:cs="Arial"/>
-                <w:noProof/>
-              </w:rPr>
-              <w:t>1. Introduction and Supported Supermarket Operations</w:t>
-            </w:r>
-            <w:r>
-              <w:rPr>
-                <w:noProof/>
-                <w:webHidden/>
-              </w:rPr>
-              <w:tab/>
-            </w:r>
-            <w:r>
-              <w:rPr>
-                <w:noProof/>
-                <w:webHidden/>
-              </w:rPr>
-              <w:fldChar w:fldCharType="begin"/>
-            </w:r>
-            <w:r>
-              <w:rPr>
-                <w:noProof/>
-                <w:webHidden/>
-              </w:rPr>
-              <w:instrText xml:space="preserve"> PAGEREF _Toc233333387 \h </w:instrText>
-            </w:r>
-            <w:r>
-              <w:rPr>
-                <w:noProof/>
-                <w:webHidden/>
-              </w:rPr>
-            </w:r>
-            <w:r>
-              <w:rPr>
-                <w:noProof/>
-                <w:webHidden/>
-              </w:rPr>
-              <w:fldChar w:fldCharType="separate"/>
-            </w:r>
-            <w:r>
-              <w:rPr>
-                <w:noProof/>
-                <w:webHidden/>
-              </w:rPr>
-              <w:t>3</w:t>
-            </w:r>
-            <w:r>
-              <w:rPr>
-                <w:noProof/>
-                <w:webHidden/>
-              </w:rPr>
-              <w:fldChar w:fldCharType="end"/>
-            </w:r>
-          </w:hyperlink>
-        </w:p>
-        <w:p>
-          <w:pPr>
-            <w:pStyle w:val="TOC2"/>
-            <w:tabs>
-              <w:tab w:val="right" w:leader="dot" w:pos="10171"/>
-            </w:tabs>
-            <w:rPr>
-              <w:rFonts w:asciiTheme="minorHAnsi" w:eastAsiaTheme="minorEastAsia" w:hAnsiTheme="minorHAnsi"/>
-              <w:noProof/>
-            </w:rPr>
-          </w:pPr>
-          <w:hyperlink w:anchor="_Toc233333388" w:history="1">
-            <w:r>
-              <w:rPr>
-                <w:rStyle w:val="Hyperlink"/>
-                <w:rFonts w:cs="Arial"/>
-                <w:noProof/>
-              </w:rPr>
-              <w:t>Problem Statement</w:t>
-            </w:r>
-            <w:r>
-              <w:rPr>
-                <w:noProof/>
-                <w:webHidden/>
-              </w:rPr>
-              <w:tab/>
-            </w:r>
-            <w:r>
-              <w:rPr>
-                <w:noProof/>
-                <w:webHidden/>
-              </w:rPr>
-              <w:fldChar w:fldCharType="begin"/>
-            </w:r>
-            <w:r>
-              <w:rPr>
-                <w:noProof/>
-                <w:webHidden/>
-              </w:rPr>
-              <w:instrText xml:space="preserve"> PAGEREF _Toc233333388 \h </w:instrText>
-            </w:r>
-            <w:r>
-              <w:rPr>
-                <w:noProof/>
-                <w:webHidden/>
-              </w:rPr>
-            </w:r>
-            <w:r>
-              <w:rPr>
-                <w:noProof/>
-                <w:webHidden/>
-              </w:rPr>
-              <w:fldChar w:fldCharType="separate"/>
-            </w:r>
-            <w:r>
-              <w:rPr>
-                <w:noProof/>
-                <w:webHidden/>
-              </w:rPr>
-              <w:t>3</w:t>
-            </w:r>
-            <w:r>
-              <w:rPr>
-                <w:noProof/>
-                <w:webHidden/>
-              </w:rPr>
-              <w:fldChar w:fldCharType="end"/>
-            </w:r>
-          </w:hyperlink>
-        </w:p>
-        <w:p>
-          <w:pPr>
-            <w:pStyle w:val="TOC1"/>
-            <w:tabs>
-              <w:tab w:val="right" w:leader="dot" w:pos="10171"/>
-            </w:tabs>
-            <w:rPr>
-              <w:rFonts w:asciiTheme="minorHAnsi" w:eastAsiaTheme="minorEastAsia" w:hAnsiTheme="minorHAnsi"/>
-              <w:noProof/>
-            </w:rPr>
-          </w:pPr>
-          <w:hyperlink w:anchor="_Toc233333389" w:history="1">
-            <w:r>
-              <w:rPr>
-                <w:rStyle w:val="Hyperlink"/>
-                <w:rFonts w:cs="Arial"/>
-                <w:noProof/>
-              </w:rPr>
-              <w:t>2. System Design and User Interface</w:t>
-            </w:r>
-            <w:r>
-              <w:rPr>
-                <w:noProof/>
-                <w:webHidden/>
-              </w:rPr>
-              <w:tab/>
-            </w:r>
-            <w:r>
-              <w:rPr>
-                <w:noProof/>
-                <w:webHidden/>
-              </w:rPr>
-              <w:fldChar w:fldCharType="begin"/>
-            </w:r>
-            <w:r>
-              <w:rPr>
-                <w:noProof/>
-                <w:webHidden/>
-              </w:rPr>
-              <w:instrText xml:space="preserve"> PAGEREF _Toc233333389 \h </w:instrText>
-            </w:r>
-            <w:r>
-              <w:rPr>
-                <w:noProof/>
-                <w:webHidden/>
-              </w:rPr>
-            </w:r>
-            <w:r>
-              <w:rPr>
-                <w:noProof/>
-                <w:webHidden/>
-              </w:rPr>
-              <w:fldChar w:fldCharType="separate"/>
-            </w:r>
-            <w:r>
-              <w:rPr>
-                <w:noProof/>
-                <w:webHidden/>
-              </w:rPr>
-              <w:t>4</w:t>
-            </w:r>
-            <w:r>
-              <w:rPr>
-                <w:noProof/>
-                <w:webHidden/>
-              </w:rPr>
-              <w:fldChar w:fldCharType="end"/>
-            </w:r>
-          </w:hyperlink>
-        </w:p>
-        <w:p>
-          <w:pPr>
-            <w:pStyle w:val="TOC1"/>
-            <w:tabs>
-              <w:tab w:val="right" w:leader="dot" w:pos="10171"/>
-            </w:tabs>
-            <w:rPr>
-              <w:rFonts w:asciiTheme="minorHAnsi" w:eastAsiaTheme="minorEastAsia" w:hAnsiTheme="minorHAnsi"/>
-              <w:noProof/>
-            </w:rPr>
-          </w:pPr>
-          <w:hyperlink w:anchor="_Toc233333390" w:history="1">
-            <w:r>
-              <w:rPr>
-                <w:rStyle w:val="Hyperlink"/>
-                <w:rFonts w:cs="Arial"/>
-                <w:noProof/>
-              </w:rPr>
-              <w:t>3. Database Design and Relationship Diagram</w:t>
-            </w:r>
-            <w:r>
-              <w:rPr>
-                <w:noProof/>
-                <w:webHidden/>
-              </w:rPr>
-              <w:tab/>
-            </w:r>
-            <w:r>
-              <w:rPr>
-                <w:noProof/>
-                <w:webHidden/>
-              </w:rPr>
-              <w:fldChar w:fldCharType="begin"/>
-            </w:r>
-            <w:r>
-              <w:rPr>
-                <w:noProof/>
-                <w:webHidden/>
-              </w:rPr>
-              <w:instrText xml:space="preserve"> PAGEREF _Toc233333390 \h </w:instrText>
-            </w:r>
-            <w:r>
-              <w:rPr>
-                <w:noProof/>
-                <w:webHidden/>
-              </w:rPr>
-            </w:r>
-            <w:r>
-              <w:rPr>
-                <w:noProof/>
-                <w:webHidden/>
-              </w:rPr>
-              <w:fldChar w:fldCharType="separate"/>
-            </w:r>
-            <w:r>
-              <w:rPr>
-                <w:noProof/>
-                <w:webHidden/>
-              </w:rPr>
-              <w:t>5</w:t>
-            </w:r>
-            <w:r>
-              <w:rPr>
-                <w:noProof/>
-                <w:webHidden/>
-              </w:rPr>
-              <w:fldChar w:fldCharType="end"/>
-            </w:r>
-          </w:hyperlink>
-        </w:p>
-        <w:p>
-          <w:pPr>
-            <w:pStyle w:val="TOC1"/>
-            <w:tabs>
-              <w:tab w:val="right" w:leader="dot" w:pos="10171"/>
-            </w:tabs>
-            <w:rPr>
-              <w:rFonts w:asciiTheme="minorHAnsi" w:eastAsiaTheme="minorEastAsia" w:hAnsiTheme="minorHAnsi"/>
-              <w:noProof/>
-            </w:rPr>
-          </w:pPr>
-          <w:hyperlink w:anchor="_Toc233333391" w:history="1">
-            <w:r>
-              <w:rPr>
-                <w:rStyle w:val="Hyperlink"/>
-                <w:rFonts w:cs="Arial"/>
-                <w:noProof/>
-              </w:rPr>
-              <w:t>4. Data Structures, Algorithms and Time Complexity</w:t>
-            </w:r>
-            <w:r>
-              <w:rPr>
-                <w:noProof/>
-                <w:webHidden/>
-              </w:rPr>
-              <w:tab/>
-            </w:r>
-            <w:r>
-              <w:rPr>
-                <w:noProof/>
-                <w:webHidden/>
-              </w:rPr>
-              <w:fldChar w:fldCharType="begin"/>
-            </w:r>
-            <w:r>
-              <w:rPr>
-                <w:noProof/>
-                <w:webHidden/>
-              </w:rPr>
-              <w:instrText xml:space="preserve"> PAGEREF _Toc233333391 \h </w:instrText>
-            </w:r>
-            <w:r>
-              <w:rPr>
-                <w:noProof/>
-                <w:webHidden/>
-              </w:rPr>
-            </w:r>
-            <w:r>
-              <w:rPr>
-                <w:noProof/>
-                <w:webHidden/>
-              </w:rPr>
-              <w:fldChar w:fldCharType="separate"/>
-            </w:r>
-            <w:r>
-              <w:rPr>
-                <w:noProof/>
-                <w:webHidden/>
-              </w:rPr>
-              <w:t>6</w:t>
-            </w:r>
-            <w:r>
-              <w:rPr>
-                <w:noProof/>
-                <w:webHidden/>
-              </w:rPr>
-              <w:fldChar w:fldCharType="end"/>
-            </w:r>
-          </w:hyperlink>
-        </w:p>
-        <w:p>
-          <w:pPr>
-            <w:pStyle w:val="TOC1"/>
-            <w:tabs>
-              <w:tab w:val="right" w:leader="dot" w:pos="10171"/>
-            </w:tabs>
-            <w:rPr>
-              <w:rFonts w:asciiTheme="minorHAnsi" w:eastAsiaTheme="minorEastAsia" w:hAnsiTheme="minorHAnsi"/>
-              <w:noProof/>
-            </w:rPr>
-          </w:pPr>
-          <w:hyperlink w:anchor="_Toc233333392" w:history="1">
-            <w:r>
-              <w:rPr>
-                <w:rStyle w:val="Hyperlink"/>
-                <w:rFonts w:cs="Arial"/>
-                <w:noProof/>
-              </w:rPr>
-              <w:t>5. Testing Approach, Limitations and Reflection</w:t>
-            </w:r>
-            <w:r>
-              <w:rPr>
-                <w:noProof/>
-                <w:webHidden/>
-              </w:rPr>
-              <w:tab/>
-            </w:r>
-            <w:r>
-              <w:rPr>
-                <w:noProof/>
-                <w:webHidden/>
-              </w:rPr>
-              <w:fldChar w:fldCharType="begin"/>
-            </w:r>
-            <w:r>
-              <w:rPr>
-                <w:noProof/>
-                <w:webHidden/>
-              </w:rPr>
-              <w:instrText xml:space="preserve"> PAGEREF _Toc233333392 \h </w:instrText>
-            </w:r>
-            <w:r>
-              <w:rPr>
-                <w:noProof/>
-                <w:webHidden/>
-              </w:rPr>
-            </w:r>
-            <w:r>
-              <w:rPr>
-                <w:noProof/>
-                <w:webHidden/>
-              </w:rPr>
-              <w:fldChar w:fldCharType="separate"/>
-            </w:r>
-            <w:r>
-              <w:rPr>
-                <w:noProof/>
-                <w:webHidden/>
-              </w:rPr>
-              <w:t>7</w:t>
-            </w:r>
-            <w:r>
-              <w:rPr>
-                <w:noProof/>
-                <w:webHidden/>
-              </w:rPr>
-              <w:fldChar w:fldCharType="end"/>
-            </w:r>
-          </w:hyperlink>
-        </w:p>
-        <w:p>
-          <w:pPr>
-            <w:pStyle w:val="TOC2"/>
-            <w:tabs>
-              <w:tab w:val="right" w:leader="dot" w:pos="10171"/>
-            </w:tabs>
-            <w:rPr>
-              <w:rFonts w:asciiTheme="minorHAnsi" w:eastAsiaTheme="minorEastAsia" w:hAnsiTheme="minorHAnsi"/>
-              <w:noProof/>
-            </w:rPr>
-          </w:pPr>
-          <w:hyperlink w:anchor="_Toc233333393" w:history="1">
-            <w:r>
-              <w:rPr>
-                <w:rStyle w:val="Hyperlink"/>
-                <w:rFonts w:cs="Arial"/>
-                <w:noProof/>
-              </w:rPr>
-              <w:t>Limitations and Future Improvements</w:t>
-            </w:r>
-            <w:r>
-              <w:rPr>
-                <w:noProof/>
-                <w:webHidden/>
-              </w:rPr>
-              <w:tab/>
-            </w:r>
-            <w:r>
-              <w:rPr>
-                <w:noProof/>
-                <w:webHidden/>
-              </w:rPr>
-              <w:fldChar w:fldCharType="begin"/>
-            </w:r>
-            <w:r>
-              <w:rPr>
-                <w:noProof/>
-                <w:webHidden/>
-              </w:rPr>
-              <w:instrText xml:space="preserve"> PAGEREF _Toc233333393 \h </w:instrText>
-            </w:r>
-            <w:r>
-              <w:rPr>
-                <w:noProof/>
-                <w:webHidden/>
-              </w:rPr>
-            </w:r>
-            <w:r>
-              <w:rPr>
-                <w:noProof/>
-                <w:webHidden/>
-              </w:rPr>
-              <w:fldChar w:fldCharType="separate"/>
-            </w:r>
-            <w:r>
-              <w:rPr>
-                <w:noProof/>
-                <w:webHidden/>
-              </w:rPr>
-              <w:t>7</w:t>
-            </w:r>
-            <w:r>
-              <w:rPr>
-                <w:noProof/>
-                <w:webHidden/>
-              </w:rPr>
-              <w:fldChar w:fldCharType="end"/>
-            </w:r>
-          </w:hyperlink>
-        </w:p>
-        <w:p>
-          <w:pPr>
-            <w:pStyle w:val="TOC2"/>
-            <w:tabs>
-              <w:tab w:val="right" w:leader="dot" w:pos="10171"/>
-            </w:tabs>
-            <w:rPr>
-              <w:rFonts w:asciiTheme="minorHAnsi" w:eastAsiaTheme="minorEastAsia" w:hAnsiTheme="minorHAnsi"/>
-              <w:noProof/>
-            </w:rPr>
-          </w:pPr>
-          <w:hyperlink w:anchor="_Toc233333394" w:history="1">
-            <w:r>
-              <w:rPr>
-                <w:rStyle w:val="Hyperlink"/>
-                <w:rFonts w:cs="Arial"/>
-                <w:noProof/>
-              </w:rPr>
-              <w:t>Conclusion and Reflection</w:t>
-            </w:r>
-            <w:r>
-              <w:rPr>
-                <w:noProof/>
-                <w:webHidden/>
-              </w:rPr>
-              <w:tab/>
-            </w:r>
-            <w:r>
-              <w:rPr>
-                <w:noProof/>
-                <w:webHidden/>
-              </w:rPr>
-              <w:fldChar w:fldCharType="begin"/>
-            </w:r>
-            <w:r>
-              <w:rPr>
-                <w:noProof/>
-                <w:webHidden/>
-              </w:rPr>
-              <w:instrText xml:space="preserve"> PAGEREF _Toc233333394 \h </w:instrText>
-            </w:r>
-            <w:r>
-              <w:rPr>
-                <w:noProof/>
-                <w:webHidden/>
-              </w:rPr>
-            </w:r>
-            <w:r>
-              <w:rPr>
-                <w:noProof/>
-                <w:webHidden/>
-              </w:rPr>
-              <w:fldChar w:fldCharType="separate"/>
-            </w:r>
-            <w:r>
-              <w:rPr>
-                <w:noProof/>
-                <w:webHidden/>
-              </w:rPr>
-              <w:t>7</w:t>
-            </w:r>
-            <w:r>
-              <w:rPr>
-                <w:noProof/>
-                <w:webHidden/>
-              </w:rPr>
-              <w:fldChar w:fldCharType="end"/>
-            </w:r>
-          </w:hyperlink>
-        </w:p>
-        <w:p>
-          <w:pPr>
-            <w:pStyle w:val="TOC1"/>
-            <w:tabs>
-              <w:tab w:val="right" w:leader="dot" w:pos="10171"/>
-            </w:tabs>
-            <w:rPr>
-              <w:rFonts w:asciiTheme="minorHAnsi" w:eastAsiaTheme="minorEastAsia" w:hAnsiTheme="minorHAnsi"/>
-              <w:noProof/>
-            </w:rPr>
-          </w:pPr>
-          <w:hyperlink w:anchor="_Toc233333395" w:history="1">
-            <w:r>
-              <w:rPr>
-                <w:rStyle w:val="Hyperlink"/>
-                <w:rFonts w:cs="Arial"/>
-                <w:noProof/>
-              </w:rPr>
-              <w:t>References</w:t>
-            </w:r>
-            <w:r>
-              <w:rPr>
-                <w:noProof/>
-                <w:webHidden/>
-              </w:rPr>
-              <w:tab/>
-            </w:r>
-            <w:r>
-              <w:rPr>
-                <w:noProof/>
-                <w:webHidden/>
-              </w:rPr>
-              <w:fldChar w:fldCharType="begin"/>
-            </w:r>
-            <w:r>
-              <w:rPr>
-                <w:noProof/>
-                <w:webHidden/>
-              </w:rPr>
-              <w:instrText xml:space="preserve"> PAGEREF _Toc233333395 \h </w:instrText>
-            </w:r>
-            <w:r>
-              <w:rPr>
-                <w:noProof/>
-                <w:webHidden/>
-              </w:rPr>
-            </w:r>
-            <w:r>
-              <w:rPr>
-                <w:noProof/>
-                <w:webHidden/>
-              </w:rPr>
-              <w:fldChar w:fldCharType="separate"/>
-            </w:r>
-            <w:r>
-              <w:rPr>
-                <w:noProof/>
-                <w:webHidden/>
-              </w:rPr>
-              <w:t>8</w:t>
-            </w:r>
-            <w:r>
-              <w:rPr>
-                <w:noProof/>
-                <w:webHidden/>
-              </w:rPr>
-              <w:fldChar w:fldCharType="end"/>
-            </w:r>
-          </w:hyperlink>
-        </w:p>
-        <w:p>
-          <w:pPr>
-            <w:pStyle w:val="TOC1"/>
-            <w:tabs>
-              <w:tab w:val="right" w:leader="dot" w:pos="10171"/>
-            </w:tabs>
-            <w:rPr>
-              <w:rFonts w:asciiTheme="minorHAnsi" w:eastAsiaTheme="minorEastAsia" w:hAnsiTheme="minorHAnsi"/>
-              <w:noProof/>
-            </w:rPr>
-          </w:pPr>
-          <w:hyperlink w:anchor="_Toc233333396" w:history="1">
-            <w:r>
-              <w:rPr>
-                <w:rStyle w:val="Hyperlink"/>
-                <w:rFonts w:cs="Arial"/>
-                <w:noProof/>
-              </w:rPr>
-              <w:t>Appendix A: Key Code Snippets</w:t>
-            </w:r>
-            <w:r>
-              <w:rPr>
-                <w:noProof/>
-                <w:webHidden/>
-              </w:rPr>
-              <w:tab/>
-            </w:r>
-            <w:r>
-              <w:rPr>
-                <w:noProof/>
-                <w:webHidden/>
-              </w:rPr>
-              <w:fldChar w:fldCharType="begin"/>
-            </w:r>
-            <w:r>
-              <w:rPr>
-                <w:noProof/>
-                <w:webHidden/>
-              </w:rPr>
-              <w:instrText xml:space="preserve"> PAGEREF _Toc233333396 \h </w:instrText>
-            </w:r>
-            <w:r>
-              <w:rPr>
-                <w:noProof/>
-                <w:webHidden/>
-              </w:rPr>
-            </w:r>
-            <w:r>
-              <w:rPr>
-                <w:noProof/>
-                <w:webHidden/>
-              </w:rPr>
-              <w:fldChar w:fldCharType="separate"/>
-            </w:r>
-            <w:r>
-              <w:rPr>
-                <w:noProof/>
-                <w:webHidden/>
-              </w:rPr>
-              <w:t>9</w:t>
-            </w:r>
-            <w:r>
-              <w:rPr>
-                <w:noProof/>
-                <w:webHidden/>
-              </w:rPr>
-              <w:fldChar w:fldCharType="end"/>
-            </w:r>
-          </w:hyperlink>
-        </w:p>
-        <w:p>
-          <w:pPr>
-            <w:pStyle w:val="TOC2"/>
-            <w:tabs>
-              <w:tab w:val="right" w:leader="dot" w:pos="10171"/>
-            </w:tabs>
-            <w:rPr>
-              <w:rFonts w:asciiTheme="minorHAnsi" w:eastAsiaTheme="minorEastAsia" w:hAnsiTheme="minorHAnsi"/>
-              <w:noProof/>
-            </w:rPr>
-          </w:pPr>
-          <w:hyperlink w:anchor="_Toc233333397" w:history="1">
-            <w:r>
-              <w:rPr>
-                <w:rStyle w:val="Hyperlink"/>
-                <w:rFonts w:cs="Arial"/>
-                <w:noProof/>
-              </w:rPr>
-              <w:t>A.1 Database Context</w:t>
-            </w:r>
-            <w:r>
-              <w:rPr>
-                <w:noProof/>
-                <w:webHidden/>
-              </w:rPr>
-              <w:tab/>
-            </w:r>
-            <w:r>
-              <w:rPr>
-                <w:noProof/>
-                <w:webHidden/>
-              </w:rPr>
-              <w:fldChar w:fldCharType="begin"/>
-            </w:r>
-            <w:r>
-              <w:rPr>
-                <w:noProof/>
-                <w:webHidden/>
-              </w:rPr>
-              <w:instrText xml:space="preserve"> PAGEREF _Toc233333397 \h </w:instrText>
-            </w:r>
-            <w:r>
-              <w:rPr>
-                <w:noProof/>
-                <w:webHidden/>
-              </w:rPr>
-            </w:r>
-            <w:r>
-              <w:rPr>
-                <w:noProof/>
-                <w:webHidden/>
-              </w:rPr>
-              <w:fldChar w:fldCharType="separate"/>
-            </w:r>
-            <w:r>
-              <w:rPr>
-                <w:noProof/>
-                <w:webHidden/>
-              </w:rPr>
-              <w:t>9</w:t>
-            </w:r>
-            <w:r>
-              <w:rPr>
-                <w:noProof/>
-                <w:webHidden/>
-              </w:rPr>
-              <w:fldChar w:fldCharType="end"/>
-            </w:r>
-          </w:hyperlink>
-        </w:p>
-        <w:p>
-          <w:pPr>
-            <w:pStyle w:val="TOC2"/>
-            <w:tabs>
-              <w:tab w:val="right" w:leader="dot" w:pos="10171"/>
-            </w:tabs>
-            <w:rPr>
-              <w:rFonts w:asciiTheme="minorHAnsi" w:eastAsiaTheme="minorEastAsia" w:hAnsiTheme="minorHAnsi"/>
-              <w:noProof/>
-            </w:rPr>
-          </w:pPr>
-          <w:hyperlink w:anchor="_Toc233333398" w:history="1">
-            <w:r>
-              <w:rPr>
-                <w:rStyle w:val="Hyperlink"/>
-                <w:rFonts w:cs="Arial"/>
-                <w:noProof/>
-              </w:rPr>
-              <w:t>A.2 Search Methods</w:t>
-            </w:r>
-            <w:r>
-              <w:rPr>
-                <w:noProof/>
-                <w:webHidden/>
-              </w:rPr>
-              <w:tab/>
-            </w:r>
-            <w:r>
-              <w:rPr>
-                <w:noProof/>
-                <w:webHidden/>
-              </w:rPr>
-              <w:fldChar w:fldCharType="begin"/>
-            </w:r>
-            <w:r>
-              <w:rPr>
-                <w:noProof/>
-                <w:webHidden/>
-              </w:rPr>
-              <w:instrText xml:space="preserve"> PAGEREF _Toc233333398 \h </w:instrText>
-            </w:r>
-            <w:r>
-              <w:rPr>
-                <w:noProof/>
-                <w:webHidden/>
-              </w:rPr>
-            </w:r>
-            <w:r>
-              <w:rPr>
-                <w:noProof/>
-                <w:webHidden/>
-              </w:rPr>
-              <w:fldChar w:fldCharType="separate"/>
-            </w:r>
-            <w:r>
-              <w:rPr>
-                <w:noProof/>
-                <w:webHidden/>
-              </w:rPr>
-              <w:t>9</w:t>
-            </w:r>
-            <w:r>
-              <w:rPr>
-                <w:noProof/>
-                <w:webHidden/>
-              </w:rPr>
-              <w:fldChar w:fldCharType="end"/>
-            </w:r>
-          </w:hyperlink>
-        </w:p>
-        <w:p>
-          <w:pPr>
-            <w:pStyle w:val="TOC2"/>
-            <w:tabs>
-              <w:tab w:val="right" w:leader="dot" w:pos="10171"/>
-            </w:tabs>
-            <w:rPr>
-              <w:rFonts w:asciiTheme="minorHAnsi" w:eastAsiaTheme="minorEastAsia" w:hAnsiTheme="minorHAnsi"/>
-              <w:noProof/>
-            </w:rPr>
-          </w:pPr>
-          <w:hyperlink w:anchor="_Toc233333399" w:history="1">
-            <w:r>
-              <w:rPr>
-                <w:rStyle w:val="Hyperlink"/>
-                <w:rFonts w:cs="Arial"/>
-                <w:noProof/>
-              </w:rPr>
-              <w:t>A.3 Sale Recording and Stock Reduction</w:t>
-            </w:r>
-            <w:r>
-              <w:rPr>
-                <w:noProof/>
-                <w:webHidden/>
-              </w:rPr>
-              <w:tab/>
-            </w:r>
-            <w:r>
-              <w:rPr>
-                <w:noProof/>
-                <w:webHidden/>
-              </w:rPr>
-              <w:fldChar w:fldCharType="begin"/>
-            </w:r>
-            <w:r>
-              <w:rPr>
-                <w:noProof/>
-                <w:webHidden/>
-              </w:rPr>
-              <w:instrText xml:space="preserve"> PAGEREF _Toc233333399 \h </w:instrText>
-            </w:r>
-            <w:r>
-              <w:rPr>
-                <w:noProof/>
-                <w:webHidden/>
-              </w:rPr>
-            </w:r>
-            <w:r>
-              <w:rPr>
-                <w:noProof/>
-                <w:webHidden/>
-              </w:rPr>
-              <w:fldChar w:fldCharType="separate"/>
-            </w:r>
-            <w:r>
-              <w:rPr>
-                <w:noProof/>
-                <w:webHidden/>
-              </w:rPr>
-              <w:t>9</w:t>
-            </w:r>
-            <w:r>
-              <w:rPr>
-                <w:noProof/>
-                <w:webHidden/>
-              </w:rPr>
-              <w:fldChar w:fldCharType="end"/>
-            </w:r>
-          </w:hyperlink>
-        </w:p>
-        <w:p>
-          <w:r>
-            <w:rPr>
-              <w:b/>
-              <w:bCs/>
-              <w:noProof/>
-            </w:rPr>
-            <w:fldChar w:fldCharType="end"/>
-          </w:r>
-        </w:p>
-      </w:sdtContent>
-    </w:sdt>
-    <w:p>
-      <w:pPr>
-        <w:rPr>
-          <w:rFonts w:cs="Arial"/>
-        </w:rPr>
-      </w:pPr>
-      <w:r>
-        <w:rPr>
-          <w:rFonts w:cs="Arial"/>
-        </w:rPr>
-        <w:br w:type="page"/>
-      </w:r>
     </w:p>
     <w:p>
       <w:pPr>
@@ -1286,16 +323,20 @@
           <w:rFonts w:ascii="Arial" w:hAnsi="Arial" w:cs="Arial"/>
         </w:rPr>
       </w:pPr>
-      <w:bookmarkStart w:id="1" w:name="_Toc233333387"/>
       <w:r>
         <w:rPr>
           <w:rFonts w:ascii="Arial" w:hAnsi="Arial" w:cs="Arial"/>
           <w:sz w:val="26"/>
         </w:rPr>
-        <w:lastRenderedPageBreak/>
-        <w:t>1. Introduction and Supported Supermarket Operations</w:t>
-      </w:r>
-      <w:bookmarkEnd w:id="1"/>
+        <w:t>1</w:t>
+      </w:r>
+      <w:r>
+        <w:rPr>
+          <w:rFonts w:ascii="Arial" w:hAnsi="Arial" w:cs="Arial"/>
+          <w:sz w:val="26"/>
+        </w:rPr>
+        <w:t>. Introduction and Supported Supermarket Operations</w:t>
+      </w:r>
     </w:p>
     <w:p>
       <w:pPr>
@@ -1309,7 +350,7 @@
         <w:rPr>
           <w:rFonts w:cs="Arial"/>
         </w:rPr>
-        <w:t>Small supermarkets usually manage products, stock, suppliers and sales by papers, notebooks or simple excel sheets. This manual process could lead to typical problems such as slow product searches, duplicate product records, incorrect stock levels, delayed re-stocking and limited sales reporting. The Local Supermarket Management System has been developed to automate those manual functions with a systematic digital solution for day to day shop activities.</w:t>
+        <w:t>Small supermarkets usually use notebooks or simple excel sheets to manage their products, stock, suppliers, and sales. This type of manual process leads to problems like duplicate product records, delayed re-stocking and incorrect stock data. This Local Supermarket Management System will automate these functionalities, providing a solution for these problems.</w:t>
       </w:r>
     </w:p>
     <w:p>
@@ -1324,7 +365,7 @@
         <w:rPr>
           <w:rFonts w:cs="Arial"/>
         </w:rPr>
-        <w:t xml:space="preserve">The application is developed as windows form desktop system using C #.NET. Windows Forms was selected because it supports forms, buttons, input fields, data grids, and event-driven interaction, which is suitable for a small business application requiring functional data entry screens and transparent tables (Microsoft, 2025a). SQL Server </w:t>
+        <w:t xml:space="preserve">The application is developed using C #.NET. Windows Forms was selected because it supports forms, buttons, input fields, data grids, and event-driven interaction, which is suitable for a small business application requiring functional data entry screens and transparent tables (Microsoft, 2025a). SQL Server </w:t>
       </w:r>
       <w:proofErr w:type="spellStart"/>
       <w:r>
@@ -1353,21 +394,7 @@
         <w:rPr>
           <w:rFonts w:cs="Arial"/>
         </w:rPr>
-        <w:t xml:space="preserve">The system can manage products, suppliers, stock, sales recording, search, monitoring of low stock and generation of simple reports. Each product record contains product ID, barcode, title, brand, category, supplier, price, quantity in stock, low stock threshold, stock status, </w:t>
-      </w:r>
-      <w:proofErr w:type="gramStart"/>
-      <w:r>
-        <w:rPr>
-          <w:rFonts w:cs="Arial"/>
-        </w:rPr>
-        <w:t>expiry</w:t>
-      </w:r>
-      <w:proofErr w:type="gramEnd"/>
-      <w:r>
-        <w:rPr>
-          <w:rFonts w:cs="Arial"/>
-        </w:rPr>
-        <w:t xml:space="preserve"> date and restock date. The fields are suitable for the supermarket operations outlined in the coursework brief and are adequate for managing the </w:t>
+        <w:t xml:space="preserve">The system can manage products, suppliers, stock, sales recording, search, monitoring of low stock and generation of simple reports. Each product record contains product ID, barcode, title, brand, category, supplier, price, quantity in stock, low stock threshold, stock status, expiry date and restock date. The fields are suitable for the supermarket operations outlined in the coursework brief and are adequate for managing the </w:t>
       </w:r>
       <w:r>
         <w:rPr>
@@ -1468,7 +495,7 @@
         <w:rPr>
           <w:rFonts w:cs="Arial"/>
         </w:rPr>
-        <w:t>This system is intended for the needs of small shops, not large enterprise retail operations. It has the core workflows shop staff need, with advanced features such as customer accounts, barcode scanner hardware, receipt printing and multi-branch stock management planned for later development.</w:t>
+        <w:t>This system is purposefully designed in accordance to the needs of a small shop. It has all the basic core workflow a supermarket staff would need. Advanced features like customer accounts, receipt printing etc. are intended for future developments.</w:t>
       </w:r>
     </w:p>
     <w:p>
@@ -1479,7 +506,7 @@
           <w:rFonts w:ascii="Arial" w:hAnsi="Arial" w:cs="Arial"/>
         </w:rPr>
       </w:pPr>
-      <w:bookmarkStart w:id="2" w:name="_Toc233333388"/>
+      <w:bookmarkStart w:id="0" w:name="_Toc233333388"/>
       <w:r>
         <w:rPr>
           <w:rFonts w:ascii="Arial" w:hAnsi="Arial" w:cs="Arial"/>
@@ -1494,7 +521,7 @@
         </w:rPr>
         <w:t>Statement</w:t>
       </w:r>
-      <w:bookmarkEnd w:id="2"/>
+      <w:bookmarkEnd w:id="0"/>
     </w:p>
     <w:p>
       <w:pPr>
@@ -1508,21 +535,7 @@
         <w:rPr>
           <w:rFonts w:cs="Arial"/>
         </w:rPr>
-        <w:t xml:space="preserve">The main problem statement is that a process of supermarket based on paper doesn’t give fast access to accurate information. A shop worker may know that a product exists, but may not immediately </w:t>
-      </w:r>
-      <w:proofErr w:type="spellStart"/>
-      <w:r>
-        <w:rPr>
-          <w:rFonts w:cs="Arial"/>
-        </w:rPr>
-        <w:t>know</w:t>
-      </w:r>
-      <w:proofErr w:type="spellEnd"/>
-      <w:r>
-        <w:rPr>
-          <w:rFonts w:cs="Arial"/>
-        </w:rPr>
-        <w:t xml:space="preserve"> its barcode, supplier, category, available quantity or restock date. Likewise, sales can reduce stock but this might not be immediately obvious from the records. To tackle this, the system stores structured product, supplier, stock and sales data in a single database and updates relevant records whenever a transaction occurs.</w:t>
+        <w:t>The main problem is that paper based supermarket system does not give fast and accurate access to information. A product might exists but its information could be wrong. Similarly, sales reduces stock level, but if this is not properly recorded, it can cause problems. To address these issues, this system stores all that data into a single database. The records are updated based on the sales.</w:t>
       </w:r>
     </w:p>
     <w:p>
@@ -1537,54 +550,53 @@
         <w:rPr>
           <w:rFonts w:cs="Arial"/>
         </w:rPr>
-        <w:t xml:space="preserve">The system also provides decision support. The shop uses low-stock reports to see what products need to be restocked, and sales by product reports to see what is selling. Stock lists by category and supplier help to </w:t>
-      </w:r>
-      <w:proofErr w:type="spellStart"/>
-      <w:r>
-        <w:rPr>
-          <w:rFonts w:cs="Arial"/>
-        </w:rPr>
-        <w:t>organise</w:t>
-      </w:r>
-      <w:proofErr w:type="spellEnd"/>
-      <w:r>
-        <w:rPr>
-          <w:rFonts w:cs="Arial"/>
-        </w:rPr>
-        <w:t xml:space="preserve"> inventory and to find out which supplier is linked to each group of products. These operations are directly related to the daily needs of a small supermarket.</w:t>
+        <w:t xml:space="preserve">The system also provided utility functions. The low stock reports tells the users which product needs to be restocked while sales by product shows which product is most selling. </w:t>
+      </w:r>
+      <w:r>
+        <w:rPr>
+          <w:rFonts w:cs="Arial"/>
+        </w:rPr>
+        <w:t xml:space="preserve">These operations </w:t>
+      </w:r>
+      <w:r>
+        <w:rPr>
+          <w:rFonts w:cs="Arial"/>
+        </w:rPr>
+        <w:t>facilitate the workflow of the supermarket.</w:t>
       </w:r>
     </w:p>
     <w:p>
       <w:pPr>
-        <w:rPr>
-          <w:rFonts w:cs="Arial"/>
-        </w:rPr>
-      </w:pPr>
-      <w:r>
-        <w:rPr>
-          <w:rFonts w:cs="Arial"/>
-        </w:rPr>
-        <w:br w:type="page"/>
-      </w:r>
+        <w:pStyle w:val="Heading1"/>
+        <w:spacing w:before="80" w:after="60"/>
+        <w:rPr>
+          <w:rFonts w:ascii="Arial" w:hAnsi="Arial" w:cs="Arial"/>
+        </w:rPr>
+      </w:pPr>
+      <w:bookmarkStart w:id="1" w:name="_Toc233333389"/>
+      <w:r>
+        <w:rPr>
+          <w:rFonts w:ascii="Arial" w:hAnsi="Arial" w:cs="Arial"/>
+          <w:sz w:val="26"/>
+        </w:rPr>
+        <w:t>2. System Design and User Interface</w:t>
+      </w:r>
+      <w:bookmarkEnd w:id="1"/>
     </w:p>
     <w:p>
       <w:pPr>
-        <w:pStyle w:val="Heading1"/>
-        <w:spacing w:before="80" w:after="60"/>
-        <w:rPr>
-          <w:rFonts w:ascii="Arial" w:hAnsi="Arial" w:cs="Arial"/>
-        </w:rPr>
-      </w:pPr>
-      <w:bookmarkStart w:id="3" w:name="_Toc233333389"/>
-      <w:r>
-        <w:rPr>
-          <w:rFonts w:ascii="Arial" w:hAnsi="Arial" w:cs="Arial"/>
-          <w:sz w:val="26"/>
-        </w:rPr>
-        <w:lastRenderedPageBreak/>
-        <w:t>2. System Design and User Interface</w:t>
-      </w:r>
-      <w:bookmarkEnd w:id="3"/>
+        <w:spacing w:after="80"/>
+        <w:jc w:val="both"/>
+        <w:rPr>
+          <w:rFonts w:cs="Arial"/>
+        </w:rPr>
+      </w:pPr>
+      <w:r>
+        <w:rPr>
+          <w:rFonts w:cs="Arial"/>
+        </w:rPr>
+        <w:t>The UI layer consists of Windows Forms Tabs and Controls. The service layer hosts the business logic for products, suppliers, stock, sales and reporting. The data layer consists of Entity Framework Core database context, model classes, and seed data. This is a good separation for the code as it makes it easier to maintain, because the interface changes, business logic and database access are not all mixed up in one large class.</w:t>
+      </w:r>
     </w:p>
     <w:p>
       <w:pPr>
@@ -1598,11 +610,22 @@
         <w:rPr>
           <w:rFonts w:cs="Arial"/>
         </w:rPr>
-        <w:t>It’s all about the project. The user interface layer consists of Windows Forms tabs and controls. The service layer contains the business rules for products, suppliers, stock, sales and reporting. The data layer is made up of Entity Framework Core database context, model classes and seed data. This separation makes the code easier to maintain, as the interface changes, business logic, and database access are not all mixed up in one large class.</w:t>
+        <w:t>The application is ta</w:t>
+      </w:r>
+      <w:r>
+        <w:rPr>
+          <w:rFonts w:cs="Arial"/>
+        </w:rPr>
+        <w:t>bbed and has 4 sections namely</w:t>
       </w:r>
     </w:p>
     <w:p>
       <w:pPr>
+        <w:pStyle w:val="ListParagraph"/>
+        <w:numPr>
+          <w:ilvl w:val="0"/>
+          <w:numId w:val="14"/>
+        </w:numPr>
         <w:spacing w:after="80"/>
         <w:jc w:val="both"/>
         <w:rPr>
@@ -1613,45 +636,98 @@
         <w:rPr>
           <w:rFonts w:cs="Arial"/>
         </w:rPr>
-        <w:t xml:space="preserve">Application is tabbed and has 4 </w:t>
-      </w:r>
-      <w:proofErr w:type="gramStart"/>
-      <w:r>
-        <w:rPr>
-          <w:rFonts w:cs="Arial"/>
-        </w:rPr>
-        <w:t>sections :</w:t>
-      </w:r>
-      <w:proofErr w:type="gramEnd"/>
-      <w:r>
-        <w:rPr>
-          <w:rFonts w:cs="Arial"/>
-        </w:rPr>
-        <w:t xml:space="preserve"> Products and Stock, Suppliers, Sales and Reports . Products and inventory screen </w:t>
-      </w:r>
-      <w:proofErr w:type="gramStart"/>
-      <w:r>
-        <w:rPr>
-          <w:rFonts w:cs="Arial"/>
-        </w:rPr>
-        <w:t>The</w:t>
-      </w:r>
-      <w:proofErr w:type="gramEnd"/>
-      <w:r>
-        <w:rPr>
-          <w:rFonts w:cs="Arial"/>
-        </w:rPr>
-        <w:t xml:space="preserve"> user can add the product details, set stock limits, select category and supplier records, search for products and view stock status. The suppliers screen has information about suppliers and their location. Sales screen has simple cart workflow to capture transactions. Helpful summaries on the Reports screen to help you make decisions and restock.</w:t>
+        <w:lastRenderedPageBreak/>
+        <w:t>Products and Stock</w:t>
       </w:r>
     </w:p>
     <w:p>
       <w:pPr>
+        <w:pStyle w:val="ListParagraph"/>
+        <w:numPr>
+          <w:ilvl w:val="0"/>
+          <w:numId w:val="14"/>
+        </w:numPr>
         <w:spacing w:after="80"/>
         <w:jc w:val="both"/>
         <w:rPr>
           <w:rFonts w:cs="Arial"/>
         </w:rPr>
       </w:pPr>
+      <w:r>
+        <w:rPr>
+          <w:rFonts w:cs="Arial"/>
+        </w:rPr>
+        <w:t>Suppliers</w:t>
+      </w:r>
+    </w:p>
+    <w:p>
+      <w:pPr>
+        <w:pStyle w:val="ListParagraph"/>
+        <w:numPr>
+          <w:ilvl w:val="0"/>
+          <w:numId w:val="14"/>
+        </w:numPr>
+        <w:spacing w:after="80"/>
+        <w:jc w:val="both"/>
+        <w:rPr>
+          <w:rFonts w:cs="Arial"/>
+        </w:rPr>
+      </w:pPr>
+      <w:r>
+        <w:rPr>
+          <w:rFonts w:cs="Arial"/>
+        </w:rPr>
+        <w:t>Sales</w:t>
+      </w:r>
+    </w:p>
+    <w:p>
+      <w:pPr>
+        <w:pStyle w:val="ListParagraph"/>
+        <w:numPr>
+          <w:ilvl w:val="0"/>
+          <w:numId w:val="14"/>
+        </w:numPr>
+        <w:spacing w:after="80"/>
+        <w:jc w:val="both"/>
+        <w:rPr>
+          <w:rFonts w:cs="Arial"/>
+        </w:rPr>
+      </w:pPr>
+      <w:r>
+        <w:rPr>
+          <w:rFonts w:cs="Arial"/>
+        </w:rPr>
+        <w:t xml:space="preserve">Reports.  </w:t>
+      </w:r>
+    </w:p>
+    <w:p>
+      <w:pPr>
+        <w:spacing w:after="80"/>
+        <w:jc w:val="both"/>
+        <w:rPr>
+          <w:rFonts w:cs="Arial"/>
+        </w:rPr>
+      </w:pPr>
+      <w:r>
+        <w:rPr>
+          <w:rFonts w:cs="Arial"/>
+        </w:rPr>
+        <w:t xml:space="preserve">Product and Stock screen user can add a new product, set its stock limits, select category, </w:t>
+      </w:r>
+      <w:proofErr w:type="gramStart"/>
+      <w:r>
+        <w:rPr>
+          <w:rFonts w:cs="Arial"/>
+        </w:rPr>
+        <w:t>search</w:t>
+      </w:r>
+      <w:proofErr w:type="gramEnd"/>
+      <w:r>
+        <w:rPr>
+          <w:rFonts w:cs="Arial"/>
+        </w:rPr>
+        <w:t xml:space="preserve"> for products and update product data. The supplier section contains information regarding all suppliers. A cart workflow is implemented in the sales section to perform purchase transactions. The reports section provides useful summaries to help with decision making.</w:t>
+      </w:r>
     </w:p>
     <w:tbl>
       <w:tblPr>
@@ -1660,8 +736,8 @@
         <w:tblLook w:val="04A0" w:firstRow="1" w:lastRow="0" w:firstColumn="1" w:lastColumn="0" w:noHBand="0" w:noVBand="1"/>
       </w:tblPr>
       <w:tblGrid>
-        <w:gridCol w:w="5184"/>
-        <w:gridCol w:w="5184"/>
+        <w:gridCol w:w="5090"/>
+        <w:gridCol w:w="5091"/>
       </w:tblGrid>
       <w:tr>
         <w:trPr>
@@ -1669,7 +745,7 @@
         </w:trPr>
         <w:tc>
           <w:tcPr>
-            <w:tcW w:w="5090" w:type="dxa"/>
+            <w:tcW w:w="5184" w:type="dxa"/>
           </w:tcPr>
           <w:p>
             <w:pPr>
@@ -1684,7 +760,7 @@
                 <w:noProof/>
               </w:rPr>
               <w:drawing>
-                <wp:inline distT="0" distB="0" distL="0" distR="0">
+                <wp:inline distT="0" distB="0" distL="0" distR="0" wp14:anchorId="069C2B00" wp14:editId="302A460A">
                   <wp:extent cx="3154680" cy="2259572"/>
                   <wp:effectExtent l="0" t="0" r="0" b="0"/>
                   <wp:docPr id="1" name="Picture 1"/>
@@ -1723,7 +799,7 @@
         </w:tc>
         <w:tc>
           <w:tcPr>
-            <w:tcW w:w="5090" w:type="dxa"/>
+            <w:tcW w:w="5184" w:type="dxa"/>
           </w:tcPr>
           <w:p>
             <w:pPr>
@@ -1738,7 +814,7 @@
                 <w:noProof/>
               </w:rPr>
               <w:drawing>
-                <wp:inline distT="0" distB="0" distL="0" distR="0">
+                <wp:inline distT="0" distB="0" distL="0" distR="0" wp14:anchorId="60CDB975" wp14:editId="4F50B6D0">
                   <wp:extent cx="3154680" cy="1362597"/>
                   <wp:effectExtent l="0" t="0" r="0" b="0"/>
                   <wp:docPr id="2" name="Picture 2"/>
@@ -1782,7 +858,7 @@
         </w:trPr>
         <w:tc>
           <w:tcPr>
-            <w:tcW w:w="5090" w:type="dxa"/>
+            <w:tcW w:w="5184" w:type="dxa"/>
           </w:tcPr>
           <w:p>
             <w:pPr>
@@ -1797,7 +873,7 @@
                 <w:noProof/>
               </w:rPr>
               <w:drawing>
-                <wp:inline distT="0" distB="0" distL="0" distR="0">
+                <wp:inline distT="0" distB="0" distL="0" distR="0" wp14:anchorId="66822652" wp14:editId="2A05130C">
                   <wp:extent cx="3154680" cy="2273828"/>
                   <wp:effectExtent l="0" t="0" r="0" b="0"/>
                   <wp:docPr id="3" name="Picture 3"/>
@@ -1836,7 +912,7 @@
         </w:tc>
         <w:tc>
           <w:tcPr>
-            <w:tcW w:w="5090" w:type="dxa"/>
+            <w:tcW w:w="5184" w:type="dxa"/>
           </w:tcPr>
           <w:p>
             <w:pPr>
@@ -1851,7 +927,7 @@
                 <w:noProof/>
               </w:rPr>
               <w:drawing>
-                <wp:inline distT="0" distB="0" distL="0" distR="0">
+                <wp:inline distT="0" distB="0" distL="0" distR="0" wp14:anchorId="1FB8857C" wp14:editId="04E59C86">
                   <wp:extent cx="3154680" cy="841078"/>
                   <wp:effectExtent l="0" t="0" r="0" b="0"/>
                   <wp:docPr id="4" name="Picture 4"/>
@@ -1904,7 +980,15 @@
           <w:i/>
           <w:sz w:val="18"/>
         </w:rPr>
-        <w:t>Figure 1: Product, supplier, sales and reporting screens of the implemented application</w:t>
+        <w:t xml:space="preserve">Figure 1: </w:t>
+      </w:r>
+      <w:r>
+        <w:rPr>
+          <w:rFonts w:cs="Arial"/>
+          <w:i/>
+          <w:sz w:val="18"/>
+        </w:rPr>
+        <w:t>UI of the Application</w:t>
       </w:r>
     </w:p>
     <w:p>
@@ -1919,57 +1003,67 @@
         <w:rPr>
           <w:rFonts w:cs="Arial"/>
         </w:rPr>
-        <w:t xml:space="preserve">The interface is simple, but it works.  It has obvious labels, editable input controls, </w:t>
-      </w:r>
-      <w:proofErr w:type="gramStart"/>
-      <w:r>
-        <w:rPr>
-          <w:rFonts w:cs="Arial"/>
-        </w:rPr>
-        <w:t>primary</w:t>
-      </w:r>
-      <w:proofErr w:type="gramEnd"/>
-      <w:r>
-        <w:rPr>
-          <w:rFonts w:cs="Arial"/>
-        </w:rPr>
-        <w:t xml:space="preserve"> action buttons and data grids to show records. Ideal for the non-technical shop user who wants immediate access to stock, supplier and sales information without the need to navigate complex menus.</w:t>
+        <w:t xml:space="preserve">The interface </w:t>
+      </w:r>
+      <w:r>
+        <w:rPr>
+          <w:rFonts w:cs="Arial"/>
+        </w:rPr>
+        <w:t>h</w:t>
+      </w:r>
+      <w:r>
+        <w:rPr>
+          <w:rFonts w:cs="Arial"/>
+        </w:rPr>
+        <w:t>as intuitive labels, data grids to show records, action buttons and input forms. This type of software is ideal for non-technical users.</w:t>
       </w:r>
     </w:p>
     <w:p>
       <w:pPr>
-        <w:rPr>
-          <w:rFonts w:cs="Arial"/>
-        </w:rPr>
-      </w:pPr>
-      <w:r>
-        <w:rPr>
-          <w:rFonts w:cs="Arial"/>
-        </w:rPr>
-        <w:br w:type="page"/>
-      </w:r>
+        <w:pStyle w:val="Heading1"/>
+        <w:spacing w:before="80" w:after="60"/>
+        <w:rPr>
+          <w:rFonts w:ascii="Arial" w:hAnsi="Arial" w:cs="Arial"/>
+        </w:rPr>
+      </w:pPr>
+      <w:bookmarkStart w:id="2" w:name="_Toc233333390"/>
+      <w:r>
+        <w:rPr>
+          <w:rFonts w:ascii="Arial" w:hAnsi="Arial" w:cs="Arial"/>
+          <w:sz w:val="26"/>
+        </w:rPr>
+        <w:t>3. Database Design and Relationship Diagram</w:t>
+      </w:r>
+      <w:bookmarkEnd w:id="2"/>
     </w:p>
     <w:p>
       <w:pPr>
-        <w:pStyle w:val="Heading1"/>
-        <w:spacing w:before="80" w:after="60"/>
-        <w:rPr>
-          <w:rFonts w:ascii="Arial" w:hAnsi="Arial" w:cs="Arial"/>
-        </w:rPr>
-      </w:pPr>
-      <w:bookmarkStart w:id="4" w:name="_Toc233333390"/>
-      <w:r>
-        <w:rPr>
-          <w:rFonts w:ascii="Arial" w:hAnsi="Arial" w:cs="Arial"/>
-          <w:sz w:val="26"/>
-        </w:rPr>
-        <w:lastRenderedPageBreak/>
-        <w:t>3. Database Design and Relationship Diagram</w:t>
-      </w:r>
-      <w:bookmarkEnd w:id="4"/>
+        <w:spacing w:after="80"/>
+        <w:jc w:val="both"/>
+        <w:rPr>
+          <w:rFonts w:cs="Arial"/>
+        </w:rPr>
+      </w:pPr>
+      <w:r>
+        <w:rPr>
+          <w:rFonts w:cs="Arial"/>
+        </w:rPr>
+        <w:t>The database</w:t>
+      </w:r>
+      <w:r>
+        <w:rPr>
+          <w:rFonts w:cs="Arial"/>
+        </w:rPr>
+        <w:t xml:space="preserve"> contains six tables:</w:t>
+      </w:r>
     </w:p>
     <w:p>
       <w:pPr>
+        <w:pStyle w:val="ListParagraph"/>
+        <w:numPr>
+          <w:ilvl w:val="0"/>
+          <w:numId w:val="12"/>
+        </w:numPr>
         <w:spacing w:after="80"/>
         <w:jc w:val="both"/>
         <w:rPr>
@@ -1980,8 +1074,64 @@
         <w:rPr>
           <w:rFonts w:cs="Arial"/>
         </w:rPr>
-        <w:t xml:space="preserve">The database contains six main tables: Categories, Suppliers, Products, </w:t>
-      </w:r>
+        <w:t>Categories</w:t>
+      </w:r>
+      <w:bookmarkStart w:id="3" w:name="_GoBack"/>
+      <w:bookmarkEnd w:id="3"/>
+    </w:p>
+    <w:p>
+      <w:pPr>
+        <w:pStyle w:val="ListParagraph"/>
+        <w:numPr>
+          <w:ilvl w:val="0"/>
+          <w:numId w:val="12"/>
+        </w:numPr>
+        <w:spacing w:after="80"/>
+        <w:jc w:val="both"/>
+        <w:rPr>
+          <w:rFonts w:cs="Arial"/>
+        </w:rPr>
+      </w:pPr>
+      <w:r>
+        <w:rPr>
+          <w:rFonts w:cs="Arial"/>
+        </w:rPr>
+        <w:t>Suppliers</w:t>
+      </w:r>
+    </w:p>
+    <w:p>
+      <w:pPr>
+        <w:pStyle w:val="ListParagraph"/>
+        <w:numPr>
+          <w:ilvl w:val="0"/>
+          <w:numId w:val="12"/>
+        </w:numPr>
+        <w:spacing w:after="80"/>
+        <w:jc w:val="both"/>
+        <w:rPr>
+          <w:rFonts w:cs="Arial"/>
+        </w:rPr>
+      </w:pPr>
+      <w:r>
+        <w:rPr>
+          <w:rFonts w:cs="Arial"/>
+        </w:rPr>
+        <w:t>Products</w:t>
+      </w:r>
+    </w:p>
+    <w:p>
+      <w:pPr>
+        <w:pStyle w:val="ListParagraph"/>
+        <w:numPr>
+          <w:ilvl w:val="0"/>
+          <w:numId w:val="12"/>
+        </w:numPr>
+        <w:spacing w:after="80"/>
+        <w:jc w:val="both"/>
+        <w:rPr>
+          <w:rFonts w:cs="Arial"/>
+        </w:rPr>
+      </w:pPr>
       <w:proofErr w:type="spellStart"/>
       <w:r>
         <w:rPr>
@@ -1990,12 +1140,40 @@
         <w:t>StockRecord</w:t>
       </w:r>
       <w:proofErr w:type="spellEnd"/>
-      <w:r>
-        <w:rPr>
-          <w:rFonts w:cs="Arial"/>
-        </w:rPr>
-        <w:t xml:space="preserve">, Sales and </w:t>
-      </w:r>
+    </w:p>
+    <w:p>
+      <w:pPr>
+        <w:pStyle w:val="ListParagraph"/>
+        <w:numPr>
+          <w:ilvl w:val="0"/>
+          <w:numId w:val="12"/>
+        </w:numPr>
+        <w:spacing w:after="80"/>
+        <w:jc w:val="both"/>
+        <w:rPr>
+          <w:rFonts w:cs="Arial"/>
+        </w:rPr>
+      </w:pPr>
+      <w:r>
+        <w:rPr>
+          <w:rFonts w:cs="Arial"/>
+        </w:rPr>
+        <w:t>Sales</w:t>
+      </w:r>
+    </w:p>
+    <w:p>
+      <w:pPr>
+        <w:pStyle w:val="ListParagraph"/>
+        <w:numPr>
+          <w:ilvl w:val="0"/>
+          <w:numId w:val="12"/>
+        </w:numPr>
+        <w:spacing w:after="80"/>
+        <w:jc w:val="both"/>
+        <w:rPr>
+          <w:rFonts w:cs="Arial"/>
+        </w:rPr>
+      </w:pPr>
       <w:proofErr w:type="spellStart"/>
       <w:r>
         <w:rPr>
@@ -2008,7 +1186,22 @@
         <w:rPr>
           <w:rFonts w:cs="Arial"/>
         </w:rPr>
-        <w:t xml:space="preserve">. The Products table is the core table since every product is related to a category and a supplier and can have many stock records and be part of many sale items. Sales and </w:t>
+        <w:t xml:space="preserve">. </w:t>
+      </w:r>
+    </w:p>
+    <w:p>
+      <w:pPr>
+        <w:spacing w:after="80"/>
+        <w:jc w:val="both"/>
+        <w:rPr>
+          <w:rFonts w:cs="Arial"/>
+        </w:rPr>
+      </w:pPr>
+      <w:r>
+        <w:rPr>
+          <w:rFonts w:cs="Arial"/>
+        </w:rPr>
+        <w:t xml:space="preserve">The main table is the Products table because every product belongs to a category and to a supplier and can have many stock records and can be part of many sale items. Sales and </w:t>
       </w:r>
       <w:proofErr w:type="spellStart"/>
       <w:r>
@@ -2022,14 +1215,41 @@
         <w:rPr>
           <w:rFonts w:cs="Arial"/>
         </w:rPr>
-        <w:t xml:space="preserve"> tables are used to model completed transactions. Each sale contains several sale items. This structure eliminates redundant duplication and enables reporti</w:t>
-      </w:r>
-      <w:r>
-        <w:rPr>
-          <w:rFonts w:cs="Arial"/>
-        </w:rPr>
-        <w:t>ng through table relationships.</w:t>
-      </w:r>
+        <w:t xml:space="preserve"> tables </w:t>
+      </w:r>
+      <w:r>
+        <w:rPr>
+          <w:rFonts w:cs="Arial"/>
+        </w:rPr>
+        <w:t>are used for transactions</w:t>
+      </w:r>
+      <w:r>
+        <w:rPr>
+          <w:rFonts w:cs="Arial"/>
+        </w:rPr>
+        <w:t xml:space="preserve">. </w:t>
+      </w:r>
+      <w:r>
+        <w:rPr>
+          <w:rFonts w:cs="Arial"/>
+        </w:rPr>
+        <w:t xml:space="preserve">Each sale consists of a number of items sold and </w:t>
+      </w:r>
+      <w:r>
+        <w:rPr>
+          <w:rFonts w:cs="Arial"/>
+        </w:rPr>
+        <w:t>this layered architecture helps reduce redundancy.</w:t>
+      </w:r>
+    </w:p>
+    <w:p>
+      <w:pPr>
+        <w:spacing w:after="80"/>
+        <w:jc w:val="both"/>
+        <w:rPr>
+          <w:rFonts w:cs="Arial"/>
+        </w:rPr>
+      </w:pPr>
     </w:p>
     <w:tbl>
       <w:tblPr>
@@ -2039,8 +1259,8 @@
         <w:tblLook w:val="04A0" w:firstRow="1" w:lastRow="0" w:firstColumn="1" w:lastColumn="0" w:noHBand="0" w:noVBand="1"/>
       </w:tblPr>
       <w:tblGrid>
-        <w:gridCol w:w="5090"/>
-        <w:gridCol w:w="5090"/>
+        <w:gridCol w:w="1980"/>
+        <w:gridCol w:w="8191"/>
       </w:tblGrid>
       <w:tr>
         <w:trPr>
@@ -2049,7 +1269,7 @@
         </w:trPr>
         <w:tc>
           <w:tcPr>
-            <w:tcW w:w="5090" w:type="dxa"/>
+            <w:tcW w:w="1980" w:type="dxa"/>
             <w:shd w:val="clear" w:color="auto" w:fill="D9EAF7"/>
             <w:vAlign w:val="center"/>
           </w:tcPr>
@@ -2071,7 +1291,7 @@
         </w:tc>
         <w:tc>
           <w:tcPr>
-            <w:tcW w:w="5090" w:type="dxa"/>
+            <w:tcW w:w="8200" w:type="dxa"/>
             <w:shd w:val="clear" w:color="auto" w:fill="D9EAF7"/>
             <w:vAlign w:val="center"/>
           </w:tcPr>
@@ -2098,7 +1318,7 @@
         </w:trPr>
         <w:tc>
           <w:tcPr>
-            <w:tcW w:w="5090" w:type="dxa"/>
+            <w:tcW w:w="1980" w:type="dxa"/>
             <w:vAlign w:val="center"/>
           </w:tcPr>
           <w:p>
@@ -2118,7 +1338,7 @@
         </w:tc>
         <w:tc>
           <w:tcPr>
-            <w:tcW w:w="5090" w:type="dxa"/>
+            <w:tcW w:w="8200" w:type="dxa"/>
             <w:vAlign w:val="center"/>
           </w:tcPr>
           <w:p>
@@ -2143,7 +1363,7 @@
         </w:trPr>
         <w:tc>
           <w:tcPr>
-            <w:tcW w:w="5090" w:type="dxa"/>
+            <w:tcW w:w="1980" w:type="dxa"/>
             <w:vAlign w:val="center"/>
           </w:tcPr>
           <w:p>
@@ -2163,7 +1383,7 @@
         </w:tc>
         <w:tc>
           <w:tcPr>
-            <w:tcW w:w="5090" w:type="dxa"/>
+            <w:tcW w:w="8200" w:type="dxa"/>
             <w:vAlign w:val="center"/>
           </w:tcPr>
           <w:p>
@@ -2188,7 +1408,7 @@
         </w:trPr>
         <w:tc>
           <w:tcPr>
-            <w:tcW w:w="5090" w:type="dxa"/>
+            <w:tcW w:w="1980" w:type="dxa"/>
             <w:vAlign w:val="center"/>
           </w:tcPr>
           <w:p>
@@ -2208,7 +1428,7 @@
         </w:tc>
         <w:tc>
           <w:tcPr>
-            <w:tcW w:w="5090" w:type="dxa"/>
+            <w:tcW w:w="8200" w:type="dxa"/>
             <w:vAlign w:val="center"/>
           </w:tcPr>
           <w:p>
@@ -2233,7 +1453,7 @@
         </w:trPr>
         <w:tc>
           <w:tcPr>
-            <w:tcW w:w="5090" w:type="dxa"/>
+            <w:tcW w:w="1980" w:type="dxa"/>
             <w:vAlign w:val="center"/>
           </w:tcPr>
           <w:p>
@@ -2243,17 +1463,19 @@
                 <w:rFonts w:cs="Arial"/>
               </w:rPr>
             </w:pPr>
+            <w:proofErr w:type="spellStart"/>
             <w:r>
               <w:rPr>
                 <w:rFonts w:cs="Arial"/>
               </w:rPr>
               <w:t>StockRecords</w:t>
             </w:r>
+            <w:proofErr w:type="spellEnd"/>
           </w:p>
         </w:tc>
         <w:tc>
           <w:tcPr>
-            <w:tcW w:w="5090" w:type="dxa"/>
+            <w:tcW w:w="8200" w:type="dxa"/>
             <w:vAlign w:val="center"/>
           </w:tcPr>
           <w:p>
@@ -2278,7 +1500,7 @@
         </w:trPr>
         <w:tc>
           <w:tcPr>
-            <w:tcW w:w="5090" w:type="dxa"/>
+            <w:tcW w:w="1980" w:type="dxa"/>
             <w:vAlign w:val="center"/>
           </w:tcPr>
           <w:p>
@@ -2298,7 +1520,7 @@
         </w:tc>
         <w:tc>
           <w:tcPr>
-            <w:tcW w:w="5090" w:type="dxa"/>
+            <w:tcW w:w="8200" w:type="dxa"/>
             <w:vAlign w:val="center"/>
           </w:tcPr>
           <w:p>
@@ -2323,7 +1545,7 @@
         </w:trPr>
         <w:tc>
           <w:tcPr>
-            <w:tcW w:w="5090" w:type="dxa"/>
+            <w:tcW w:w="1980" w:type="dxa"/>
             <w:vAlign w:val="center"/>
           </w:tcPr>
           <w:p>
@@ -2333,17 +1555,19 @@
                 <w:rFonts w:cs="Arial"/>
               </w:rPr>
             </w:pPr>
+            <w:proofErr w:type="spellStart"/>
             <w:r>
               <w:rPr>
                 <w:rFonts w:cs="Arial"/>
               </w:rPr>
               <w:t>SaleItems</w:t>
             </w:r>
+            <w:proofErr w:type="spellEnd"/>
           </w:p>
         </w:tc>
         <w:tc>
           <w:tcPr>
-            <w:tcW w:w="5090" w:type="dxa"/>
+            <w:tcW w:w="8200" w:type="dxa"/>
             <w:vAlign w:val="center"/>
           </w:tcPr>
           <w:p>
@@ -2414,9 +1638,9 @@
           <w:noProof/>
         </w:rPr>
         <w:drawing>
-          <wp:inline distT="0" distB="0" distL="0" distR="0">
-            <wp:extent cx="2973362" cy="3703320"/>
-            <wp:effectExtent l="0" t="0" r="0" b="0"/>
+          <wp:inline distT="0" distB="0" distL="0" distR="0" wp14:anchorId="77B2762D" wp14:editId="146C90B7">
+            <wp:extent cx="3790950" cy="4721624"/>
+            <wp:effectExtent l="0" t="0" r="0" b="3175"/>
             <wp:docPr id="5" name="Picture 5"/>
             <wp:cNvGraphicFramePr>
               <a:graphicFrameLocks xmlns:a="http://schemas.openxmlformats.org/drawingml/2006/main" noChangeAspect="1"/>
@@ -2437,7 +1661,7 @@
                   <pic:spPr>
                     <a:xfrm>
                       <a:off x="0" y="0"/>
-                      <a:ext cx="2973362" cy="3703320"/>
+                      <a:ext cx="3813962" cy="4750286"/>
                     </a:xfrm>
                     <a:prstGeom prst="rect">
                       <a:avLst/>
@@ -2469,35 +1693,48 @@
     </w:p>
     <w:p>
       <w:pPr>
-        <w:rPr>
-          <w:rFonts w:cs="Arial"/>
-        </w:rPr>
-      </w:pPr>
-      <w:r>
-        <w:rPr>
-          <w:rFonts w:cs="Arial"/>
-        </w:rPr>
-        <w:br w:type="page"/>
-      </w:r>
+        <w:pStyle w:val="Heading1"/>
+        <w:spacing w:before="80" w:after="60"/>
+        <w:rPr>
+          <w:rFonts w:ascii="Arial" w:hAnsi="Arial" w:cs="Arial"/>
+        </w:rPr>
+      </w:pPr>
+      <w:bookmarkStart w:id="4" w:name="_Toc233333391"/>
+      <w:r>
+        <w:rPr>
+          <w:rFonts w:ascii="Arial" w:hAnsi="Arial" w:cs="Arial"/>
+          <w:sz w:val="26"/>
+        </w:rPr>
+        <w:t>4. Data Structures, Algorithms and Time Complexity</w:t>
+      </w:r>
+      <w:bookmarkEnd w:id="4"/>
     </w:p>
     <w:p>
       <w:pPr>
-        <w:pStyle w:val="Heading1"/>
-        <w:spacing w:before="80" w:after="60"/>
-        <w:rPr>
-          <w:rFonts w:ascii="Arial" w:hAnsi="Arial" w:cs="Arial"/>
-        </w:rPr>
-      </w:pPr>
-      <w:bookmarkStart w:id="5" w:name="_Toc233333391"/>
-      <w:r>
-        <w:rPr>
-          <w:rFonts w:ascii="Arial" w:hAnsi="Arial" w:cs="Arial"/>
-          <w:sz w:val="26"/>
-        </w:rPr>
-        <w:lastRenderedPageBreak/>
-        <w:t>4. Data Structures, Algorithms and Time Complexity</w:t>
-      </w:r>
-      <w:bookmarkEnd w:id="5"/>
+        <w:spacing w:after="80"/>
+        <w:jc w:val="both"/>
+        <w:rPr>
+          <w:rFonts w:cs="Arial"/>
+        </w:rPr>
+      </w:pPr>
+      <w:r>
+        <w:rPr>
+          <w:rFonts w:cs="Arial"/>
+        </w:rPr>
+        <w:t>The coursework requires custom data structures to manage and search supermarket information. The system therefore uses a custom linked list for sequential product traversal and a custom hash table for barc</w:t>
+      </w:r>
+      <w:r>
+        <w:rPr>
+          <w:rFonts w:cs="Arial"/>
+        </w:rPr>
+        <w:t xml:space="preserve">ode lookup. </w:t>
+      </w:r>
+      <w:r>
+        <w:rPr>
+          <w:rFonts w:cs="Arial"/>
+        </w:rPr>
+        <w:t>The custom hash table is suitable for barcode searching because a barcode is a unique key and should retrieve one product quickly.</w:t>
+      </w:r>
     </w:p>
     <w:p>
       <w:pPr>
@@ -2511,22 +1748,14 @@
         <w:rPr>
           <w:rFonts w:cs="Arial"/>
         </w:rPr>
-        <w:t>The coursework requires custom data structures to manage and search supermarket information. The system therefore uses a custom linked list for sequential product traversal and a custom hash table for barcode lookup. The linked list is suitable for product-name searching because partial name searches may require checking every product and returning several matches. The custom hash table is suitable for barcode searching because a barcode is a unique key and should retrieve one product quickly.</w:t>
-      </w:r>
-    </w:p>
-    <w:p>
-      <w:pPr>
-        <w:spacing w:after="80"/>
-        <w:jc w:val="both"/>
-        <w:rPr>
-          <w:rFonts w:cs="Arial"/>
-        </w:rPr>
-      </w:pPr>
-      <w:r>
-        <w:rPr>
-          <w:rFonts w:cs="Arial"/>
-        </w:rPr>
-        <w:t xml:space="preserve">Two search algorithms are implemented. Product-name search uses linear search over the custom linked list. Barcode search uses a custom hash table and retrieves the product by key. This creates a useful comparison between a flexible </w:t>
+        <w:t xml:space="preserve">Two search algorithms are implemented. Product-name search uses linear search over the custom linked list. Barcode search uses a custom hash table and retrieves the product by key. This creates a useful </w:t>
+      </w:r>
+      <w:r>
+        <w:rPr>
+          <w:rFonts w:cs="Arial"/>
+        </w:rPr>
+        <w:lastRenderedPageBreak/>
+        <w:t xml:space="preserve">comparison between a flexible </w:t>
       </w:r>
       <w:proofErr w:type="gramStart"/>
       <w:r>
@@ -2565,10 +1794,10 @@
         <w:tblLook w:val="04A0" w:firstRow="1" w:lastRow="0" w:firstColumn="1" w:lastColumn="0" w:noHBand="0" w:noVBand="1"/>
       </w:tblPr>
       <w:tblGrid>
-        <w:gridCol w:w="2545"/>
-        <w:gridCol w:w="2545"/>
-        <w:gridCol w:w="2545"/>
-        <w:gridCol w:w="2545"/>
+        <w:gridCol w:w="2543"/>
+        <w:gridCol w:w="2223"/>
+        <w:gridCol w:w="1889"/>
+        <w:gridCol w:w="3516"/>
       </w:tblGrid>
       <w:tr>
         <w:trPr>
@@ -2599,7 +1828,7 @@
         </w:tc>
         <w:tc>
           <w:tcPr>
-            <w:tcW w:w="2545" w:type="dxa"/>
+            <w:tcW w:w="2225" w:type="dxa"/>
             <w:shd w:val="clear" w:color="auto" w:fill="D9EAF7"/>
             <w:vAlign w:val="center"/>
           </w:tcPr>
@@ -2621,7 +1850,7 @@
         </w:tc>
         <w:tc>
           <w:tcPr>
-            <w:tcW w:w="2545" w:type="dxa"/>
+            <w:tcW w:w="1890" w:type="dxa"/>
             <w:shd w:val="clear" w:color="auto" w:fill="D9EAF7"/>
             <w:vAlign w:val="center"/>
           </w:tcPr>
@@ -2643,7 +1872,7 @@
         </w:tc>
         <w:tc>
           <w:tcPr>
-            <w:tcW w:w="2545" w:type="dxa"/>
+            <w:tcW w:w="3520" w:type="dxa"/>
             <w:shd w:val="clear" w:color="auto" w:fill="D9EAF7"/>
             <w:vAlign w:val="center"/>
           </w:tcPr>
@@ -2690,7 +1919,7 @@
         </w:tc>
         <w:tc>
           <w:tcPr>
-            <w:tcW w:w="2545" w:type="dxa"/>
+            <w:tcW w:w="2225" w:type="dxa"/>
             <w:vAlign w:val="center"/>
           </w:tcPr>
           <w:p>
@@ -2710,7 +1939,7 @@
         </w:tc>
         <w:tc>
           <w:tcPr>
-            <w:tcW w:w="2545" w:type="dxa"/>
+            <w:tcW w:w="1890" w:type="dxa"/>
             <w:vAlign w:val="center"/>
           </w:tcPr>
           <w:p>
@@ -2730,7 +1959,7 @@
         </w:tc>
         <w:tc>
           <w:tcPr>
-            <w:tcW w:w="2545" w:type="dxa"/>
+            <w:tcW w:w="3520" w:type="dxa"/>
             <w:vAlign w:val="center"/>
           </w:tcPr>
           <w:p>
@@ -2775,7 +2004,7 @@
         </w:tc>
         <w:tc>
           <w:tcPr>
-            <w:tcW w:w="2545" w:type="dxa"/>
+            <w:tcW w:w="2225" w:type="dxa"/>
             <w:vAlign w:val="center"/>
           </w:tcPr>
           <w:p>
@@ -2795,7 +2024,7 @@
         </w:tc>
         <w:tc>
           <w:tcPr>
-            <w:tcW w:w="2545" w:type="dxa"/>
+            <w:tcW w:w="1890" w:type="dxa"/>
             <w:vAlign w:val="center"/>
           </w:tcPr>
           <w:p>
@@ -2815,7 +2044,7 @@
         </w:tc>
         <w:tc>
           <w:tcPr>
-            <w:tcW w:w="2545" w:type="dxa"/>
+            <w:tcW w:w="3520" w:type="dxa"/>
             <w:vAlign w:val="center"/>
           </w:tcPr>
           <w:p>
@@ -2860,7 +2089,7 @@
         </w:tc>
         <w:tc>
           <w:tcPr>
-            <w:tcW w:w="2545" w:type="dxa"/>
+            <w:tcW w:w="2225" w:type="dxa"/>
             <w:vAlign w:val="center"/>
           </w:tcPr>
           <w:p>
@@ -2880,7 +2109,7 @@
         </w:tc>
         <w:tc>
           <w:tcPr>
-            <w:tcW w:w="2545" w:type="dxa"/>
+            <w:tcW w:w="1890" w:type="dxa"/>
             <w:vAlign w:val="center"/>
           </w:tcPr>
           <w:p>
@@ -2900,7 +2129,7 @@
         </w:tc>
         <w:tc>
           <w:tcPr>
-            <w:tcW w:w="2545" w:type="dxa"/>
+            <w:tcW w:w="3520" w:type="dxa"/>
             <w:vAlign w:val="center"/>
           </w:tcPr>
           <w:p>
@@ -2945,7 +2174,7 @@
         </w:tc>
         <w:tc>
           <w:tcPr>
-            <w:tcW w:w="2545" w:type="dxa"/>
+            <w:tcW w:w="2225" w:type="dxa"/>
             <w:vAlign w:val="center"/>
           </w:tcPr>
           <w:p>
@@ -2965,7 +2194,7 @@
         </w:tc>
         <w:tc>
           <w:tcPr>
-            <w:tcW w:w="2545" w:type="dxa"/>
+            <w:tcW w:w="1890" w:type="dxa"/>
             <w:vAlign w:val="center"/>
           </w:tcPr>
           <w:p>
@@ -2985,7 +2214,7 @@
         </w:tc>
         <w:tc>
           <w:tcPr>
-            <w:tcW w:w="2545" w:type="dxa"/>
+            <w:tcW w:w="3520" w:type="dxa"/>
             <w:vAlign w:val="center"/>
           </w:tcPr>
           <w:p>
@@ -3030,7 +2259,7 @@
         </w:tc>
         <w:tc>
           <w:tcPr>
-            <w:tcW w:w="2545" w:type="dxa"/>
+            <w:tcW w:w="2225" w:type="dxa"/>
             <w:vAlign w:val="center"/>
           </w:tcPr>
           <w:p>
@@ -3050,7 +2279,7 @@
         </w:tc>
         <w:tc>
           <w:tcPr>
-            <w:tcW w:w="2545" w:type="dxa"/>
+            <w:tcW w:w="1890" w:type="dxa"/>
             <w:vAlign w:val="center"/>
           </w:tcPr>
           <w:p>
@@ -3070,7 +2299,7 @@
         </w:tc>
         <w:tc>
           <w:tcPr>
-            <w:tcW w:w="2545" w:type="dxa"/>
+            <w:tcW w:w="3520" w:type="dxa"/>
             <w:vAlign w:val="center"/>
           </w:tcPr>
           <w:p>
@@ -3115,7 +2344,7 @@
         </w:tc>
         <w:tc>
           <w:tcPr>
-            <w:tcW w:w="2545" w:type="dxa"/>
+            <w:tcW w:w="2225" w:type="dxa"/>
             <w:vAlign w:val="center"/>
           </w:tcPr>
           <w:p>
@@ -3135,7 +2364,7 @@
         </w:tc>
         <w:tc>
           <w:tcPr>
-            <w:tcW w:w="2545" w:type="dxa"/>
+            <w:tcW w:w="1890" w:type="dxa"/>
             <w:vAlign w:val="center"/>
           </w:tcPr>
           <w:p>
@@ -3155,7 +2384,7 @@
         </w:tc>
         <w:tc>
           <w:tcPr>
-            <w:tcW w:w="2545" w:type="dxa"/>
+            <w:tcW w:w="3520" w:type="dxa"/>
             <w:vAlign w:val="center"/>
           </w:tcPr>
           <w:p>
@@ -3200,7 +2429,7 @@
         </w:tc>
         <w:tc>
           <w:tcPr>
-            <w:tcW w:w="2545" w:type="dxa"/>
+            <w:tcW w:w="2225" w:type="dxa"/>
             <w:vAlign w:val="center"/>
           </w:tcPr>
           <w:p>
@@ -3220,7 +2449,7 @@
         </w:tc>
         <w:tc>
           <w:tcPr>
-            <w:tcW w:w="2545" w:type="dxa"/>
+            <w:tcW w:w="1890" w:type="dxa"/>
             <w:vAlign w:val="center"/>
           </w:tcPr>
           <w:p>
@@ -3240,7 +2469,7 @@
         </w:tc>
         <w:tc>
           <w:tcPr>
-            <w:tcW w:w="2545" w:type="dxa"/>
+            <w:tcW w:w="3520" w:type="dxa"/>
             <w:vAlign w:val="center"/>
           </w:tcPr>
           <w:p>
@@ -3254,7 +2483,21 @@
               <w:rPr>
                 <w:rFonts w:cs="Arial"/>
               </w:rPr>
-              <w:t>Sale item records are grouped and totalled by product.</w:t>
+              <w:t xml:space="preserve">Sale item records are grouped and </w:t>
+            </w:r>
+            <w:proofErr w:type="spellStart"/>
+            <w:r>
+              <w:rPr>
+                <w:rFonts w:cs="Arial"/>
+              </w:rPr>
+              <w:t>totalled</w:t>
+            </w:r>
+            <w:proofErr w:type="spellEnd"/>
+            <w:r>
+              <w:rPr>
+                <w:rFonts w:cs="Arial"/>
+              </w:rPr>
+              <w:t xml:space="preserve"> by product.</w:t>
             </w:r>
           </w:p>
         </w:tc>
@@ -3275,13 +2518,15 @@
         <w:jc w:val="both"/>
         <w:rPr>
           <w:rFonts w:cs="Arial"/>
-        </w:rPr>
-      </w:pPr>
-      <w:r>
-        <w:rPr>
-          <w:rFonts w:cs="Arial"/>
-        </w:rPr>
-        <w:t>Pseudo-code for key operations is provided below to show the algorithmic flow required by the brief.</w:t>
+          <w:b/>
+        </w:rPr>
+      </w:pPr>
+      <w:r>
+        <w:rPr>
+          <w:rFonts w:cs="Arial"/>
+          <w:b/>
+        </w:rPr>
+        <w:t>Pseudo-code for key operations:</w:t>
       </w:r>
     </w:p>
     <w:p>
@@ -3300,7 +2545,15 @@
           <w:sz w:val="20"/>
           <w:szCs w:val="20"/>
         </w:rPr>
-        <w:t>ADD PRODUCT: validate required fields; reject duplicate product ID or barcode; reject invalid price or quantity; save product; create stock record; return success.</w:t>
+        <w:t>SEARCH BY NAME: load products into custom linked list; compare each product title with search text; return all matching products.</w:t>
+      </w:r>
+      <w:r>
+        <w:rPr>
+          <w:rFonts w:cs="Arial"/>
+          <w:sz w:val="20"/>
+          <w:szCs w:val="20"/>
+        </w:rPr>
+        <w:br/>
       </w:r>
     </w:p>
     <w:p>
@@ -3319,8 +2572,7 @@
           <w:sz w:val="20"/>
           <w:szCs w:val="20"/>
         </w:rPr>
-        <w:br/>
-        <w:t>SEARCH BY NAME: load products into custom linked list; compare each product title with search text; return all matching products.</w:t>
+        <w:t>SEARCH BY BARCODE: insert products into custom hash table using barcode as key; search by entered barcode; return product or no result.</w:t>
       </w:r>
       <w:r>
         <w:rPr>
@@ -3347,7 +2599,7 @@
           <w:sz w:val="20"/>
           <w:szCs w:val="20"/>
         </w:rPr>
-        <w:t>SEARCH BY BARCODE: insert products into custom hash table using barcode as key; search by entered barcode; return product or no result.</w:t>
+        <w:t>RECORD SALE: check cart items; verify stock; create sale; add sale items; reduce stock; create stock movement records; save changes.</w:t>
       </w:r>
       <w:r>
         <w:rPr>
@@ -3374,57 +2626,29 @@
           <w:sz w:val="20"/>
           <w:szCs w:val="20"/>
         </w:rPr>
-        <w:t>RECORD SALE: check cart items; verify stock; create sale; add sale items; reduce stock; create stock movement records; save changes.</w:t>
-      </w:r>
-      <w:r>
-        <w:rPr>
-          <w:rFonts w:cs="Arial"/>
-          <w:sz w:val="20"/>
-          <w:szCs w:val="20"/>
-        </w:rPr>
-        <w:br/>
+        <w:t>LOW-STOCK REPORT: scan active products; compare quantity with threshold; return products that need restocking.</w:t>
       </w:r>
     </w:p>
     <w:p>
       <w:pPr>
-        <w:shd w:val="clear" w:color="auto" w:fill="F2F2F2"/>
-        <w:spacing w:after="60"/>
-        <w:rPr>
-          <w:rFonts w:cs="Arial"/>
-          <w:sz w:val="20"/>
-          <w:szCs w:val="20"/>
-        </w:rPr>
-      </w:pPr>
-      <w:r>
-        <w:rPr>
-          <w:rFonts w:cs="Arial"/>
-          <w:sz w:val="20"/>
-          <w:szCs w:val="20"/>
-        </w:rPr>
-        <w:t>LOW-STOCK REPORT: scan active products; compare quantity with threshold; return products that need restocking.</w:t>
-      </w:r>
+        <w:pStyle w:val="Heading1"/>
+        <w:spacing w:before="80" w:after="60"/>
+        <w:rPr>
+          <w:rFonts w:ascii="Arial" w:hAnsi="Arial" w:cs="Arial"/>
+        </w:rPr>
+      </w:pPr>
+      <w:bookmarkStart w:id="5" w:name="_Toc233333392"/>
+      <w:r>
+        <w:rPr>
+          <w:rFonts w:ascii="Arial" w:hAnsi="Arial" w:cs="Arial"/>
+          <w:sz w:val="26"/>
+        </w:rPr>
+        <w:t>5. Testing Approach, Limitations and Reflection</w:t>
+      </w:r>
+      <w:bookmarkEnd w:id="5"/>
     </w:p>
     <w:p>
       <w:pPr>
-        <w:pStyle w:val="Heading1"/>
-        <w:spacing w:before="80" w:after="60"/>
-        <w:rPr>
-          <w:rFonts w:ascii="Arial" w:hAnsi="Arial" w:cs="Arial"/>
-        </w:rPr>
-      </w:pPr>
-      <w:bookmarkStart w:id="6" w:name="_Toc233333392"/>
-      <w:r>
-        <w:rPr>
-          <w:rFonts w:ascii="Arial" w:hAnsi="Arial" w:cs="Arial"/>
-          <w:sz w:val="26"/>
-        </w:rPr>
-        <w:lastRenderedPageBreak/>
-        <w:t>5. Testing Approach, Limitations and Reflection</w:t>
-      </w:r>
-      <w:bookmarkEnd w:id="6"/>
-    </w:p>
-    <w:p>
-      <w:pPr>
         <w:spacing w:after="80"/>
         <w:jc w:val="both"/>
         <w:rPr>
@@ -3435,7 +2659,43 @@
         <w:rPr>
           <w:rFonts w:cs="Arial"/>
         </w:rPr>
-        <w:t>Testing was focused on the key supermarket workflows outlined in the brief. We wrote unit tests to create products, test for duplicate barcodes, update stock, search by product-name or barcode, record sales and report low stock. Automated tests are useful because they verify important business rules after changes in code and they help maintainability (</w:t>
+        <w:t>Testing was</w:t>
+      </w:r>
+      <w:r>
+        <w:rPr>
+          <w:rFonts w:cs="Arial"/>
+        </w:rPr>
+        <w:t xml:space="preserve"> conducted on key workflows of the project</w:t>
+      </w:r>
+      <w:r>
+        <w:rPr>
+          <w:rFonts w:cs="Arial"/>
+        </w:rPr>
+        <w:t xml:space="preserve">. </w:t>
+      </w:r>
+      <w:r>
+        <w:rPr>
+          <w:rFonts w:cs="Arial"/>
+        </w:rPr>
+        <w:t>U</w:t>
+      </w:r>
+      <w:r>
+        <w:rPr>
+          <w:rFonts w:cs="Arial"/>
+        </w:rPr>
+        <w:t xml:space="preserve">nit tests </w:t>
+      </w:r>
+      <w:r>
+        <w:rPr>
+          <w:rFonts w:cs="Arial"/>
+        </w:rPr>
+        <w:t xml:space="preserve">were designed to </w:t>
+      </w:r>
+      <w:r>
+        <w:rPr>
+          <w:rFonts w:cs="Arial"/>
+        </w:rPr>
+        <w:t>create products, test for duplicate barcodes, update stock, search by product-name or barcode, record sales and report low stock. Automated tests are useful because they verify important business rules after changes in code and they help maintainability (</w:t>
       </w:r>
       <w:proofErr w:type="spellStart"/>
       <w:r>
@@ -3452,7 +2712,6 @@
         <w:t xml:space="preserve">, 2016). </w:t>
       </w:r>
       <w:proofErr w:type="spellStart"/>
-      <w:proofErr w:type="gramStart"/>
       <w:r>
         <w:rPr>
           <w:rFonts w:cs="Arial"/>
@@ -3460,7 +2719,6 @@
         <w:t>xUnit</w:t>
       </w:r>
       <w:proofErr w:type="spellEnd"/>
-      <w:proofErr w:type="gramEnd"/>
       <w:r>
         <w:rPr>
           <w:rFonts w:cs="Arial"/>
@@ -3482,9 +2740,9 @@
         <w:tblLook w:val="04A0" w:firstRow="1" w:lastRow="0" w:firstColumn="1" w:lastColumn="0" w:noHBand="0" w:noVBand="1"/>
       </w:tblPr>
       <w:tblGrid>
-        <w:gridCol w:w="3394"/>
-        <w:gridCol w:w="3394"/>
-        <w:gridCol w:w="3394"/>
+        <w:gridCol w:w="2159"/>
+        <w:gridCol w:w="4621"/>
+        <w:gridCol w:w="3391"/>
       </w:tblGrid>
       <w:tr>
         <w:trPr>
@@ -3493,7 +2751,7 @@
         </w:trPr>
         <w:tc>
           <w:tcPr>
-            <w:tcW w:w="3394" w:type="dxa"/>
+            <w:tcW w:w="2161" w:type="dxa"/>
             <w:shd w:val="clear" w:color="auto" w:fill="D9EAF7"/>
             <w:vAlign w:val="center"/>
           </w:tcPr>
@@ -3515,7 +2773,7 @@
         </w:tc>
         <w:tc>
           <w:tcPr>
-            <w:tcW w:w="3394" w:type="dxa"/>
+            <w:tcW w:w="4627" w:type="dxa"/>
             <w:shd w:val="clear" w:color="auto" w:fill="D9EAF7"/>
             <w:vAlign w:val="center"/>
           </w:tcPr>
@@ -3564,7 +2822,7 @@
         </w:trPr>
         <w:tc>
           <w:tcPr>
-            <w:tcW w:w="3394" w:type="dxa"/>
+            <w:tcW w:w="2161" w:type="dxa"/>
             <w:vAlign w:val="center"/>
           </w:tcPr>
           <w:p>
@@ -3584,7 +2842,7 @@
         </w:tc>
         <w:tc>
           <w:tcPr>
-            <w:tcW w:w="3394" w:type="dxa"/>
+            <w:tcW w:w="4627" w:type="dxa"/>
             <w:vAlign w:val="center"/>
           </w:tcPr>
           <w:p>
@@ -3629,7 +2887,7 @@
         </w:trPr>
         <w:tc>
           <w:tcPr>
-            <w:tcW w:w="3394" w:type="dxa"/>
+            <w:tcW w:w="2161" w:type="dxa"/>
             <w:vAlign w:val="center"/>
           </w:tcPr>
           <w:p>
@@ -3649,7 +2907,7 @@
         </w:tc>
         <w:tc>
           <w:tcPr>
-            <w:tcW w:w="3394" w:type="dxa"/>
+            <w:tcW w:w="4627" w:type="dxa"/>
             <w:vAlign w:val="center"/>
           </w:tcPr>
           <w:p>
@@ -3694,7 +2952,7 @@
         </w:trPr>
         <w:tc>
           <w:tcPr>
-            <w:tcW w:w="3394" w:type="dxa"/>
+            <w:tcW w:w="2161" w:type="dxa"/>
             <w:vAlign w:val="center"/>
           </w:tcPr>
           <w:p>
@@ -3714,7 +2972,7 @@
         </w:tc>
         <w:tc>
           <w:tcPr>
-            <w:tcW w:w="3394" w:type="dxa"/>
+            <w:tcW w:w="4627" w:type="dxa"/>
             <w:vAlign w:val="center"/>
           </w:tcPr>
           <w:p>
@@ -3759,7 +3017,7 @@
         </w:trPr>
         <w:tc>
           <w:tcPr>
-            <w:tcW w:w="3394" w:type="dxa"/>
+            <w:tcW w:w="2161" w:type="dxa"/>
             <w:vAlign w:val="center"/>
           </w:tcPr>
           <w:p>
@@ -3779,7 +3037,7 @@
         </w:tc>
         <w:tc>
           <w:tcPr>
-            <w:tcW w:w="3394" w:type="dxa"/>
+            <w:tcW w:w="4627" w:type="dxa"/>
             <w:vAlign w:val="center"/>
           </w:tcPr>
           <w:p>
@@ -3824,7 +3082,7 @@
         </w:trPr>
         <w:tc>
           <w:tcPr>
-            <w:tcW w:w="3394" w:type="dxa"/>
+            <w:tcW w:w="2161" w:type="dxa"/>
             <w:vAlign w:val="center"/>
           </w:tcPr>
           <w:p>
@@ -3844,7 +3102,7 @@
         </w:tc>
         <w:tc>
           <w:tcPr>
-            <w:tcW w:w="3394" w:type="dxa"/>
+            <w:tcW w:w="4627" w:type="dxa"/>
             <w:vAlign w:val="center"/>
           </w:tcPr>
           <w:p>
@@ -3889,7 +3147,7 @@
         </w:trPr>
         <w:tc>
           <w:tcPr>
-            <w:tcW w:w="3394" w:type="dxa"/>
+            <w:tcW w:w="2161" w:type="dxa"/>
             <w:vAlign w:val="center"/>
           </w:tcPr>
           <w:p>
@@ -3909,7 +3167,7 @@
         </w:tc>
         <w:tc>
           <w:tcPr>
-            <w:tcW w:w="3394" w:type="dxa"/>
+            <w:tcW w:w="4627" w:type="dxa"/>
             <w:vAlign w:val="center"/>
           </w:tcPr>
           <w:p>
@@ -3949,31 +3207,138 @@
         </w:tc>
       </w:tr>
     </w:tbl>
+    <w:p/>
     <w:p>
       <w:pPr>
         <w:pStyle w:val="Heading2"/>
         <w:spacing w:before="40" w:after="60"/>
         <w:rPr>
           <w:rFonts w:ascii="Arial" w:hAnsi="Arial" w:cs="Arial"/>
+        </w:rPr>
+      </w:pPr>
+      <w:bookmarkStart w:id="6" w:name="_Toc233333393"/>
+      <w:r>
+        <w:rPr>
+          <w:rFonts w:ascii="Arial" w:hAnsi="Arial" w:cs="Arial"/>
           <w:sz w:val="22"/>
         </w:rPr>
-      </w:pPr>
+        <w:lastRenderedPageBreak/>
+        <w:t>Limitations and Future Improvements</w:t>
+      </w:r>
+      <w:bookmarkEnd w:id="6"/>
     </w:p>
     <w:p>
       <w:pPr>
+        <w:spacing w:after="80"/>
+        <w:jc w:val="both"/>
+        <w:rPr>
+          <w:rFonts w:cs="Arial"/>
+        </w:rPr>
+      </w:pPr>
+      <w:r>
+        <w:rPr>
+          <w:rFonts w:cs="Arial"/>
+        </w:rPr>
+        <w:t>The system satisfies the basic needs of a small supermarket management system but it is still a local desktop solution. It is designed to be used by one small shop. There is no receipt printing, barcode scanner hardware integration, customer accounts, login roles, export to PDF/Excel or advanced sales dashboards at this time. Future enhancements could include these, alongside date filtered reports, product expiry alerts, backup and restore options and multi branch stock control.</w:t>
+      </w:r>
+    </w:p>
+    <w:p>
+      <w:pPr>
+        <w:spacing w:after="80"/>
+        <w:jc w:val="both"/>
+        <w:rPr>
+          <w:rFonts w:cs="Arial"/>
+        </w:rPr>
+      </w:pPr>
+      <w:r>
+        <w:rPr>
+          <w:rFonts w:cs="Arial"/>
+        </w:rPr>
+        <w:t xml:space="preserve">Another limitation is the reporting is deliberately simple. </w:t>
+      </w:r>
+      <w:r>
+        <w:rPr>
+          <w:rFonts w:cs="Arial"/>
+        </w:rPr>
+        <w:t xml:space="preserve">The existing reports meet the brief's requirements, however, in a real supermarket, it would be useful to filter date ranges, compute profits, and </w:t>
+      </w:r>
+      <w:r>
+        <w:rPr>
+          <w:rFonts w:cs="Arial"/>
+        </w:rPr>
+        <w:t xml:space="preserve">export monthly summary figures. </w:t>
+      </w:r>
+      <w:r>
+        <w:rPr>
+          <w:rFonts w:cs="Arial"/>
+        </w:rPr>
+        <w:t>All of the above mentioned additions would increase the use of the system for co</w:t>
+      </w:r>
+      <w:r>
+        <w:rPr>
+          <w:rFonts w:cs="Arial"/>
+        </w:rPr>
+        <w:t>mmercial purposes. However,</w:t>
+      </w:r>
+      <w:r>
+        <w:rPr>
+          <w:rFonts w:cs="Arial"/>
+        </w:rPr>
+        <w:t xml:space="preserve"> these were not included within the scope</w:t>
+      </w:r>
+      <w:r>
+        <w:rPr>
+          <w:rFonts w:cs="Arial"/>
+        </w:rPr>
+        <w:t xml:space="preserve"> of the current implementation.</w:t>
+      </w:r>
+    </w:p>
+    <w:p>
+      <w:pPr>
         <w:pStyle w:val="Heading2"/>
         <w:spacing w:before="40" w:after="60"/>
         <w:rPr>
-          <w:rFonts w:ascii="Arial" w:hAnsi="Arial" w:cs="Arial"/>
-        </w:rPr>
-      </w:pPr>
-      <w:bookmarkStart w:id="7" w:name="_Toc233333393"/>
+          <w:rFonts w:cs="Arial"/>
+        </w:rPr>
+      </w:pPr>
       <w:r>
         <w:rPr>
           <w:rFonts w:ascii="Arial" w:hAnsi="Arial" w:cs="Arial"/>
           <w:sz w:val="22"/>
         </w:rPr>
-        <w:t>Limitations and Future Improvements</w:t>
+        <w:t>Reflection</w:t>
+      </w:r>
+    </w:p>
+    <w:p>
+      <w:pPr>
+        <w:spacing w:after="80"/>
+        <w:jc w:val="both"/>
+        <w:rPr>
+          <w:rFonts w:cs="Arial"/>
+        </w:rPr>
+      </w:pPr>
+      <w:r>
+        <w:rPr>
+          <w:rFonts w:cs="Arial"/>
+        </w:rPr>
+        <w:t>The key concern regarding the design decision was balancing the trade-off between simplicity and completeness (for example small sized supermarket requires that the solution should also provide the necessary functionalities (ease of use) for a small supermarket). While ensuring a solution with sufficient validation, persistence, associations and search capability, I used layered architecture to decouple business logic from the user interface. A good example of this is my use of custom linked list and hash tables, which demonstrated the additional required algorithmic complexity needed for the coursework.</w:t>
+      </w:r>
+    </w:p>
+    <w:p>
+      <w:pPr>
+        <w:pStyle w:val="Heading2"/>
+        <w:spacing w:before="40" w:after="60"/>
+        <w:rPr>
+          <w:rFonts w:ascii="Arial" w:hAnsi="Arial" w:cs="Arial"/>
+        </w:rPr>
+      </w:pPr>
+      <w:bookmarkStart w:id="7" w:name="_Toc233333394"/>
+      <w:r>
+        <w:rPr>
+          <w:rFonts w:ascii="Arial" w:hAnsi="Arial" w:cs="Arial"/>
+          <w:sz w:val="22"/>
+        </w:rPr>
+        <w:t xml:space="preserve">Conclusion </w:t>
       </w:r>
       <w:bookmarkEnd w:id="7"/>
     </w:p>
@@ -3989,35 +3354,21 @@
         <w:rPr>
           <w:rFonts w:cs="Arial"/>
         </w:rPr>
-        <w:t xml:space="preserve">The system meets the basic needs of a small supermarket management system but is still a local desktop solution. It is designed for a single small shop and at present does not include receipt printing, barcode scanner hardware integration, customer accounts, login roles, </w:t>
-      </w:r>
-      <w:proofErr w:type="gramStart"/>
-      <w:r>
-        <w:rPr>
-          <w:rFonts w:cs="Arial"/>
-        </w:rPr>
-        <w:t>export</w:t>
-      </w:r>
-      <w:proofErr w:type="gramEnd"/>
-      <w:r>
-        <w:rPr>
-          <w:rFonts w:cs="Arial"/>
-        </w:rPr>
-        <w:t xml:space="preserve"> to PDF/Excel or advanced sales dashboards. Future improvements may add these features along with date filtered reports, product expiry alerts, </w:t>
-      </w:r>
-      <w:proofErr w:type="gramStart"/>
-      <w:r>
-        <w:rPr>
-          <w:rFonts w:cs="Arial"/>
-        </w:rPr>
-        <w:t>backup</w:t>
-      </w:r>
-      <w:proofErr w:type="gramEnd"/>
-      <w:r>
-        <w:rPr>
-          <w:rFonts w:cs="Arial"/>
-        </w:rPr>
-        <w:t xml:space="preserve"> and restore options and multi branch stock control.</w:t>
+        <w:t>The Local Supermarket Management System is a full accounting/</w:t>
+      </w:r>
+      <w:proofErr w:type="spellStart"/>
+      <w:r>
+        <w:rPr>
+          <w:rFonts w:cs="Arial"/>
+        </w:rPr>
+        <w:t>computerisation</w:t>
+      </w:r>
+      <w:proofErr w:type="spellEnd"/>
+      <w:r>
+        <w:rPr>
+          <w:rFonts w:cs="Arial"/>
+        </w:rPr>
+        <w:t xml:space="preserve"> solution that provides the complete desktop solution for managing products, suppliers, inventory, sales, search and reporting. The Local Supermarket Management System provides a very effective means of maintaining proper, and organized records of all shop activities, and provides instant access to low stock and sales history. In addition to providing an effective way of maintaining accurate manual inventory and sales records, the project demonstrated how to successfully implement SQL Server, Entity Framework Core, algorithms, custom data structures, validation, testing and an analysis of time complexity. Overall, the totality of the system met the course requirements and provides a great foundation for continuous future development.</w:t>
       </w:r>
     </w:p>
     <w:p>
@@ -4028,156 +3379,155 @@
           <w:rFonts w:cs="Arial"/>
         </w:rPr>
       </w:pPr>
-      <w:r>
-        <w:rPr>
-          <w:rFonts w:cs="Arial"/>
-        </w:rPr>
-        <w:t>One other limitation is that the reporting is intentionally simple. The current reports meet the requirements of the brief, but a real shop might also need to be able to filter by date range, calculate profit, compare supplier performance and export monthly summaries. Security could also be improved with user accounts so that managers, cashiers and stock assistants have different permissions. These additions would make the system stronger for commercial use, but they were kept outside the present scope to keep the implementation realistic in terms of coursework size.</w:t>
-      </w:r>
     </w:p>
     <w:p>
       <w:pPr>
-        <w:spacing w:after="80"/>
-        <w:jc w:val="both"/>
-        <w:rPr>
-          <w:rFonts w:cs="Arial"/>
-        </w:rPr>
-      </w:pPr>
-      <w:r>
-        <w:rPr>
-          <w:rFonts w:cs="Arial"/>
-        </w:rPr>
-        <w:t>The project’s reflection shows that the most important design decision was balancing simplicity and completeness. The system of a small supermarket should be easy to use but also should have proper validation, persistence, relationship and search features. The layered structure kept the interface separate from business rules. The custom linked list and hash table demonstrated the algorithmic requirements of the coursework.</w:t>
-      </w:r>
-    </w:p>
-    <w:p>
-      <w:pPr>
-        <w:pStyle w:val="Heading2"/>
-        <w:spacing w:before="40" w:after="60"/>
-        <w:rPr>
-          <w:rFonts w:ascii="Arial" w:hAnsi="Arial" w:cs="Arial"/>
-        </w:rPr>
-      </w:pPr>
-      <w:bookmarkStart w:id="8" w:name="_Toc233333394"/>
-      <w:r>
-        <w:rPr>
-          <w:rFonts w:ascii="Arial" w:hAnsi="Arial" w:cs="Arial"/>
-          <w:sz w:val="22"/>
-        </w:rPr>
-        <w:t>Conclusion and Reflection</w:t>
+        <w:rPr>
+          <w:rFonts w:cs="Arial"/>
+          <w:b/>
+          <w:bCs/>
+        </w:rPr>
+      </w:pPr>
+      <w:bookmarkStart w:id="8" w:name="_Toc233333395"/>
+      <w:r>
+        <w:rPr>
+          <w:rFonts w:cs="Arial"/>
+          <w:b/>
+          <w:bCs/>
+        </w:rPr>
+        <w:t>References</w:t>
       </w:r>
       <w:bookmarkEnd w:id="8"/>
     </w:p>
     <w:p>
       <w:pPr>
-        <w:spacing w:after="80"/>
-        <w:jc w:val="both"/>
-        <w:rPr>
-          <w:rFonts w:cs="Arial"/>
-        </w:rPr>
-      </w:pPr>
-      <w:r>
-        <w:rPr>
-          <w:rFonts w:cs="Arial"/>
-        </w:rPr>
-        <w:t>The Local Supermarket Management System is a full desktop based solution for managing products, suppliers, stock, sales, searching and reporting. It helps manual shop operations by keeping well-organized records and gives instant access to low stock and sales data. The project also shows the use of SQL Server, Entity Framework Core, custom data structures, algorithms, validation, testing and time complexity analysis. Overall the system fulfils the requirements of the coursework and offers a practical basis for further improvements.</w:t>
+        <w:pStyle w:val="ListParagraph"/>
+        <w:numPr>
+          <w:ilvl w:val="0"/>
+          <w:numId w:val="13"/>
+        </w:numPr>
+        <w:spacing w:after="100"/>
+        <w:rPr>
+          <w:rFonts w:cs="Arial"/>
+        </w:rPr>
+      </w:pPr>
+      <w:proofErr w:type="spellStart"/>
+      <w:r>
+        <w:rPr>
+          <w:rFonts w:cs="Arial"/>
+        </w:rPr>
+        <w:t>Cormen</w:t>
+      </w:r>
+      <w:proofErr w:type="spellEnd"/>
+      <w:r>
+        <w:rPr>
+          <w:rFonts w:cs="Arial"/>
+        </w:rPr>
+        <w:t xml:space="preserve">, T.H., </w:t>
+      </w:r>
+      <w:proofErr w:type="spellStart"/>
+      <w:r>
+        <w:rPr>
+          <w:rFonts w:cs="Arial"/>
+        </w:rPr>
+        <w:t>Leiserson</w:t>
+      </w:r>
+      <w:proofErr w:type="spellEnd"/>
+      <w:r>
+        <w:rPr>
+          <w:rFonts w:cs="Arial"/>
+        </w:rPr>
+        <w:t xml:space="preserve">, C.E., </w:t>
+      </w:r>
+      <w:proofErr w:type="spellStart"/>
+      <w:r>
+        <w:rPr>
+          <w:rFonts w:cs="Arial"/>
+        </w:rPr>
+        <w:t>Rivest</w:t>
+      </w:r>
+      <w:proofErr w:type="spellEnd"/>
+      <w:r>
+        <w:rPr>
+          <w:rFonts w:cs="Arial"/>
+        </w:rPr>
+        <w:t xml:space="preserve">, R.L. and Stein, C. (2022) Introduction to Algorithms. 4th </w:t>
+      </w:r>
+      <w:proofErr w:type="spellStart"/>
+      <w:r>
+        <w:rPr>
+          <w:rFonts w:cs="Arial"/>
+        </w:rPr>
+        <w:t>edn</w:t>
+      </w:r>
+      <w:proofErr w:type="spellEnd"/>
+      <w:r>
+        <w:rPr>
+          <w:rFonts w:cs="Arial"/>
+        </w:rPr>
+        <w:t>. Cambridge, MA: MIT Press.</w:t>
       </w:r>
     </w:p>
     <w:p>
       <w:pPr>
-        <w:rPr>
-          <w:rFonts w:cs="Arial"/>
-        </w:rPr>
-      </w:pPr>
-      <w:r>
-        <w:rPr>
-          <w:rFonts w:cs="Arial"/>
-        </w:rPr>
-        <w:br w:type="page"/>
+        <w:pStyle w:val="ListParagraph"/>
+        <w:numPr>
+          <w:ilvl w:val="0"/>
+          <w:numId w:val="13"/>
+        </w:numPr>
+        <w:spacing w:after="100"/>
+        <w:rPr>
+          <w:rFonts w:cs="Arial"/>
+        </w:rPr>
+      </w:pPr>
+      <w:r>
+        <w:rPr>
+          <w:rFonts w:cs="Arial"/>
+        </w:rPr>
+        <w:t xml:space="preserve">Date, C.J. (2003) An Introduction to Database Systems. 8th </w:t>
+      </w:r>
+      <w:proofErr w:type="spellStart"/>
+      <w:r>
+        <w:rPr>
+          <w:rFonts w:cs="Arial"/>
+        </w:rPr>
+        <w:t>edn</w:t>
+      </w:r>
+      <w:proofErr w:type="spellEnd"/>
+      <w:r>
+        <w:rPr>
+          <w:rFonts w:cs="Arial"/>
+        </w:rPr>
+        <w:t>. Boston: Addison-Wesley.</w:t>
       </w:r>
     </w:p>
     <w:p>
       <w:pPr>
-        <w:pStyle w:val="Heading1"/>
-        <w:spacing w:before="80" w:after="60"/>
-        <w:rPr>
-          <w:rFonts w:ascii="Arial" w:hAnsi="Arial" w:cs="Arial"/>
-        </w:rPr>
-      </w:pPr>
-      <w:bookmarkStart w:id="9" w:name="_Toc233333395"/>
-      <w:r>
-        <w:rPr>
-          <w:rFonts w:ascii="Arial" w:hAnsi="Arial" w:cs="Arial"/>
-          <w:sz w:val="26"/>
-        </w:rPr>
-        <w:lastRenderedPageBreak/>
-        <w:t>References</w:t>
-      </w:r>
-      <w:bookmarkEnd w:id="9"/>
+        <w:pStyle w:val="ListParagraph"/>
+        <w:numPr>
+          <w:ilvl w:val="0"/>
+          <w:numId w:val="13"/>
+        </w:numPr>
+        <w:spacing w:after="100"/>
+        <w:rPr>
+          <w:rFonts w:cs="Arial"/>
+        </w:rPr>
+      </w:pPr>
+      <w:r>
+        <w:rPr>
+          <w:rFonts w:cs="Arial"/>
+        </w:rPr>
+        <w:t>Fowler, M. (2002) Patterns of Enterprise Application Architecture. Boston: Addison-Wesley.</w:t>
+      </w:r>
     </w:p>
     <w:p>
       <w:pPr>
+        <w:pStyle w:val="ListParagraph"/>
+        <w:numPr>
+          <w:ilvl w:val="0"/>
+          <w:numId w:val="13"/>
+        </w:numPr>
         <w:spacing w:after="100"/>
-        <w:ind w:left="360" w:hanging="360"/>
-        <w:rPr>
-          <w:rFonts w:cs="Arial"/>
-        </w:rPr>
-      </w:pPr>
-      <w:r>
-        <w:rPr>
-          <w:rFonts w:cs="Arial"/>
-        </w:rPr>
-        <w:t>Cormen, T.H., Leiserson, C.E., Rivest, R.L. and Stein, C. (2022) Introduction to Algorithms. 4th edn. Cambridge, MA: MIT Press.</w:t>
-      </w:r>
-    </w:p>
-    <w:p>
-      <w:pPr>
-        <w:spacing w:after="100"/>
-        <w:ind w:left="360" w:hanging="360"/>
-        <w:rPr>
-          <w:rFonts w:cs="Arial"/>
-        </w:rPr>
-      </w:pPr>
-      <w:r>
-        <w:rPr>
-          <w:rFonts w:cs="Arial"/>
-        </w:rPr>
-        <w:t xml:space="preserve">Date, C.J. (2003) </w:t>
-      </w:r>
-      <w:proofErr w:type="gramStart"/>
-      <w:r>
-        <w:rPr>
-          <w:rFonts w:cs="Arial"/>
-        </w:rPr>
-        <w:t>An</w:t>
-      </w:r>
-      <w:proofErr w:type="gramEnd"/>
-      <w:r>
-        <w:rPr>
-          <w:rFonts w:cs="Arial"/>
-        </w:rPr>
-        <w:t xml:space="preserve"> Introduction to Database Systems. 8th edn. Boston: Addison-Wesley.</w:t>
-      </w:r>
-    </w:p>
-    <w:p>
-      <w:pPr>
-        <w:spacing w:after="100"/>
-        <w:ind w:left="360" w:hanging="360"/>
-        <w:rPr>
-          <w:rFonts w:cs="Arial"/>
-        </w:rPr>
-      </w:pPr>
-      <w:r>
-        <w:rPr>
-          <w:rFonts w:cs="Arial"/>
-        </w:rPr>
-        <w:t>Fowler, M. (2002) Patterns of Enterprise Application Architecture. Boston: Addison-Wesley.</w:t>
-      </w:r>
-    </w:p>
-    <w:p>
-      <w:pPr>
-        <w:spacing w:after="100"/>
-        <w:ind w:left="360" w:hanging="360"/>
         <w:rPr>
           <w:rFonts w:cs="Arial"/>
         </w:rPr>
@@ -4201,19 +3551,17 @@
         <w:rPr>
           <w:rFonts w:cs="Arial"/>
         </w:rPr>
-        <w:t xml:space="preserve"> </w:t>
-      </w:r>
-      <w:r>
-        <w:rPr>
-          <w:rFonts w:cs="Arial"/>
-        </w:rPr>
-        <w:t xml:space="preserve"> (Accessed: 25 June 2026).</w:t>
+        <w:t xml:space="preserve">  (Accessed: 25 June 2026).</w:t>
       </w:r>
     </w:p>
     <w:p>
       <w:pPr>
+        <w:pStyle w:val="ListParagraph"/>
+        <w:numPr>
+          <w:ilvl w:val="0"/>
+          <w:numId w:val="13"/>
+        </w:numPr>
         <w:spacing w:after="100"/>
-        <w:ind w:left="360" w:hanging="360"/>
         <w:rPr>
           <w:rFonts w:cs="Arial"/>
         </w:rPr>
@@ -4237,28 +3585,40 @@
         <w:rPr>
           <w:rFonts w:cs="Arial"/>
         </w:rPr>
-        <w:t xml:space="preserve"> </w:t>
-      </w:r>
-      <w:r>
-        <w:rPr>
-          <w:rFonts w:cs="Arial"/>
-        </w:rPr>
-        <w:t xml:space="preserve"> (Accessed: 25 June 2026).</w:t>
+        <w:t xml:space="preserve">  (Accessed: 25 June 2026).</w:t>
       </w:r>
     </w:p>
     <w:p>
       <w:pPr>
+        <w:pStyle w:val="ListParagraph"/>
+        <w:numPr>
+          <w:ilvl w:val="0"/>
+          <w:numId w:val="13"/>
+        </w:numPr>
         <w:spacing w:after="100"/>
-        <w:ind w:left="360" w:hanging="360"/>
-        <w:rPr>
-          <w:rFonts w:cs="Arial"/>
-        </w:rPr>
-      </w:pPr>
-      <w:r>
-        <w:rPr>
-          <w:rFonts w:cs="Arial"/>
-        </w:rPr>
-        <w:t xml:space="preserve">Microsoft (2026) SQL Server Express LocalDB. Available at: </w:t>
+        <w:rPr>
+          <w:rFonts w:cs="Arial"/>
+        </w:rPr>
+      </w:pPr>
+      <w:r>
+        <w:rPr>
+          <w:rFonts w:cs="Arial"/>
+        </w:rPr>
+        <w:t xml:space="preserve">Microsoft (2026) SQL Server Express </w:t>
+      </w:r>
+      <w:proofErr w:type="spellStart"/>
+      <w:r>
+        <w:rPr>
+          <w:rFonts w:cs="Arial"/>
+        </w:rPr>
+        <w:t>LocalDB</w:t>
+      </w:r>
+      <w:proofErr w:type="spellEnd"/>
+      <w:r>
+        <w:rPr>
+          <w:rFonts w:cs="Arial"/>
+        </w:rPr>
+        <w:t xml:space="preserve">. Available at: </w:t>
       </w:r>
       <w:hyperlink r:id="rId15" w:history="1">
         <w:r>
@@ -4273,57 +3633,67 @@
         <w:rPr>
           <w:rFonts w:cs="Arial"/>
         </w:rPr>
-        <w:t xml:space="preserve"> </w:t>
-      </w:r>
-      <w:r>
-        <w:rPr>
-          <w:rFonts w:cs="Arial"/>
-        </w:rPr>
-        <w:t xml:space="preserve"> (Accessed: 25 June 2026).</w:t>
+        <w:t xml:space="preserve">  (Accessed: 25 June 2026).</w:t>
       </w:r>
     </w:p>
     <w:p>
       <w:pPr>
+        <w:pStyle w:val="ListParagraph"/>
+        <w:numPr>
+          <w:ilvl w:val="0"/>
+          <w:numId w:val="13"/>
+        </w:numPr>
         <w:spacing w:after="100"/>
-        <w:ind w:left="360" w:hanging="360"/>
-        <w:rPr>
-          <w:rFonts w:cs="Arial"/>
-        </w:rPr>
-      </w:pPr>
-      <w:r>
-        <w:rPr>
-          <w:rFonts w:cs="Arial"/>
-        </w:rPr>
-        <w:t>Sommerville, I. (2016) Software Engineering. 10th edn. Boston: Pearson.</w:t>
+        <w:rPr>
+          <w:rFonts w:cs="Arial"/>
+        </w:rPr>
+      </w:pPr>
+      <w:proofErr w:type="spellStart"/>
+      <w:r>
+        <w:rPr>
+          <w:rFonts w:cs="Arial"/>
+        </w:rPr>
+        <w:t>Sommerville</w:t>
+      </w:r>
+      <w:proofErr w:type="spellEnd"/>
+      <w:r>
+        <w:rPr>
+          <w:rFonts w:cs="Arial"/>
+        </w:rPr>
+        <w:t xml:space="preserve">, I. (2016) Software Engineering. 10th </w:t>
+      </w:r>
+      <w:proofErr w:type="spellStart"/>
+      <w:r>
+        <w:rPr>
+          <w:rFonts w:cs="Arial"/>
+        </w:rPr>
+        <w:t>edn</w:t>
+      </w:r>
+      <w:proofErr w:type="spellEnd"/>
+      <w:r>
+        <w:rPr>
+          <w:rFonts w:cs="Arial"/>
+        </w:rPr>
+        <w:t>. Boston: Pearson.</w:t>
       </w:r>
     </w:p>
     <w:p>
       <w:pPr>
+        <w:pStyle w:val="ListParagraph"/>
+        <w:numPr>
+          <w:ilvl w:val="0"/>
+          <w:numId w:val="13"/>
+        </w:numPr>
         <w:spacing w:after="100"/>
-        <w:ind w:left="360" w:hanging="360"/>
-        <w:rPr>
-          <w:rFonts w:cs="Arial"/>
-        </w:rPr>
-      </w:pPr>
-      <w:r>
-        <w:rPr>
-          <w:rFonts w:cs="Arial"/>
-        </w:rPr>
-        <w:t xml:space="preserve">xUnit.net (2026) Getting </w:t>
-      </w:r>
-      <w:proofErr w:type="gramStart"/>
-      <w:r>
-        <w:rPr>
-          <w:rFonts w:cs="Arial"/>
-        </w:rPr>
-        <w:t>Started</w:t>
-      </w:r>
-      <w:proofErr w:type="gramEnd"/>
-      <w:r>
-        <w:rPr>
-          <w:rFonts w:cs="Arial"/>
-        </w:rPr>
-        <w:t xml:space="preserve"> with xUnit.net v3. Available at: </w:t>
+        <w:rPr>
+          <w:rFonts w:cs="Arial"/>
+        </w:rPr>
+      </w:pPr>
+      <w:r>
+        <w:rPr>
+          <w:rFonts w:cs="Arial"/>
+        </w:rPr>
+        <w:t xml:space="preserve">xUnit.net (2026) Getting Started with xUnit.net v3. Available at: </w:t>
       </w:r>
       <w:hyperlink r:id="rId16" w:history="1">
         <w:r>
@@ -4338,26 +3708,7 @@
         <w:rPr>
           <w:rFonts w:cs="Arial"/>
         </w:rPr>
-        <w:t xml:space="preserve"> </w:t>
-      </w:r>
-      <w:r>
-        <w:rPr>
-          <w:rFonts w:cs="Arial"/>
-        </w:rPr>
-        <w:t xml:space="preserve"> (Accessed: 25 June 2026).</w:t>
-      </w:r>
-    </w:p>
-    <w:p>
-      <w:pPr>
-        <w:rPr>
-          <w:rFonts w:cs="Arial"/>
-        </w:rPr>
-      </w:pPr>
-      <w:r>
-        <w:rPr>
-          <w:rFonts w:cs="Arial"/>
-        </w:rPr>
-        <w:br w:type="page"/>
+        <w:t xml:space="preserve">  (Accessed: 25 June 2026).</w:t>
       </w:r>
     </w:p>
     <w:p>
@@ -4370,7 +3721,14 @@
           <w:szCs w:val="22"/>
         </w:rPr>
       </w:pPr>
-      <w:bookmarkStart w:id="10" w:name="_Toc233333396"/>
+      <w:bookmarkStart w:id="9" w:name="_Toc233333396"/>
+      <w:r>
+        <w:rPr>
+          <w:rFonts w:cs="Arial"/>
+        </w:rPr>
+        <w:br w:type="page"/>
+      </w:r>
+      <w:bookmarkEnd w:id="9"/>
       <w:r>
         <w:rPr>
           <w:rFonts w:ascii="Arial" w:hAnsi="Arial" w:cs="Arial"/>
@@ -4380,21 +3738,350 @@
         <w:lastRenderedPageBreak/>
         <w:t>Appendix A: Key Code Snippets</w:t>
       </w:r>
+    </w:p>
+    <w:p>
+      <w:pPr>
+        <w:spacing w:after="80"/>
+        <w:jc w:val="both"/>
+        <w:rPr>
+          <w:rFonts w:cs="Arial"/>
+        </w:rPr>
+      </w:pPr>
+      <w:r>
+        <w:rPr>
+          <w:rFonts w:cs="Arial"/>
+        </w:rPr>
+        <w:t>The following snippets show selected parts of the implementation. They are included as supporting evidence only and are outside the main report body.</w:t>
+      </w:r>
+    </w:p>
+    <w:p>
+      <w:pPr>
+        <w:pStyle w:val="Heading2"/>
+        <w:spacing w:before="40" w:after="60"/>
+        <w:rPr>
+          <w:rFonts w:ascii="Arial" w:hAnsi="Arial" w:cs="Arial"/>
+          <w:sz w:val="22"/>
+          <w:szCs w:val="22"/>
+        </w:rPr>
+      </w:pPr>
+      <w:bookmarkStart w:id="10" w:name="_Toc233333397"/>
+      <w:r>
+        <w:rPr>
+          <w:rFonts w:ascii="Arial" w:hAnsi="Arial" w:cs="Arial"/>
+          <w:sz w:val="22"/>
+          <w:szCs w:val="22"/>
+        </w:rPr>
+        <w:t>A.1 Database Context</w:t>
+      </w:r>
       <w:bookmarkEnd w:id="10"/>
     </w:p>
     <w:p>
       <w:pPr>
-        <w:spacing w:after="80"/>
-        <w:jc w:val="both"/>
-        <w:rPr>
-          <w:rFonts w:cs="Arial"/>
-        </w:rPr>
-      </w:pPr>
-      <w:r>
-        <w:rPr>
-          <w:rFonts w:cs="Arial"/>
-        </w:rPr>
-        <w:t>The following snippets show selected parts of the implementation. They are included as supporting evidence only and are outside the main report body.</w:t>
+        <w:shd w:val="clear" w:color="auto" w:fill="F2F2F2"/>
+        <w:spacing w:after="60"/>
+        <w:rPr>
+          <w:rFonts w:cs="Arial"/>
+        </w:rPr>
+      </w:pPr>
+      <w:r>
+        <w:rPr>
+          <w:rFonts w:cs="Arial"/>
+        </w:rPr>
+        <w:t xml:space="preserve">public class </w:t>
+      </w:r>
+      <w:proofErr w:type="spellStart"/>
+      <w:r>
+        <w:rPr>
+          <w:rFonts w:cs="Arial"/>
+        </w:rPr>
+        <w:t>SupermarketDbContext</w:t>
+      </w:r>
+      <w:proofErr w:type="spellEnd"/>
+      <w:r>
+        <w:rPr>
+          <w:rFonts w:cs="Arial"/>
+        </w:rPr>
+        <w:t xml:space="preserve"> : </w:t>
+      </w:r>
+      <w:proofErr w:type="spellStart"/>
+      <w:r>
+        <w:rPr>
+          <w:rFonts w:cs="Arial"/>
+        </w:rPr>
+        <w:t>DbContext</w:t>
+      </w:r>
+      <w:proofErr w:type="spellEnd"/>
+      <w:r>
+        <w:rPr>
+          <w:rFonts w:cs="Arial"/>
+        </w:rPr>
+        <w:br/>
+        <w:t>{</w:t>
+      </w:r>
+      <w:r>
+        <w:rPr>
+          <w:rFonts w:cs="Arial"/>
+        </w:rPr>
+        <w:br/>
+        <w:t xml:space="preserve">    public </w:t>
+      </w:r>
+      <w:proofErr w:type="spellStart"/>
+      <w:r>
+        <w:rPr>
+          <w:rFonts w:cs="Arial"/>
+        </w:rPr>
+        <w:t>const</w:t>
+      </w:r>
+      <w:proofErr w:type="spellEnd"/>
+      <w:r>
+        <w:rPr>
+          <w:rFonts w:cs="Arial"/>
+        </w:rPr>
+        <w:t xml:space="preserve"> string </w:t>
+      </w:r>
+      <w:proofErr w:type="spellStart"/>
+      <w:r>
+        <w:rPr>
+          <w:rFonts w:cs="Arial"/>
+        </w:rPr>
+        <w:t>DefaultConnectionString</w:t>
+      </w:r>
+      <w:proofErr w:type="spellEnd"/>
+      <w:r>
+        <w:rPr>
+          <w:rFonts w:cs="Arial"/>
+        </w:rPr>
+        <w:t xml:space="preserve"> =</w:t>
+      </w:r>
+      <w:r>
+        <w:rPr>
+          <w:rFonts w:cs="Arial"/>
+        </w:rPr>
+        <w:br/>
+        <w:t xml:space="preserve">        @"Server=(localdb)\MSSQLLocalDB;Database=LocalSupermarketDB;Trusted_Connection=True;TrustServerCertificate=True;";</w:t>
+      </w:r>
+      <w:r>
+        <w:rPr>
+          <w:rFonts w:cs="Arial"/>
+        </w:rPr>
+        <w:br/>
+      </w:r>
+      <w:r>
+        <w:rPr>
+          <w:rFonts w:cs="Arial"/>
+        </w:rPr>
+        <w:br/>
+        <w:t xml:space="preserve">    public </w:t>
+      </w:r>
+      <w:proofErr w:type="spellStart"/>
+      <w:r>
+        <w:rPr>
+          <w:rFonts w:cs="Arial"/>
+        </w:rPr>
+        <w:t>DbSet</w:t>
+      </w:r>
+      <w:proofErr w:type="spellEnd"/>
+      <w:r>
+        <w:rPr>
+          <w:rFonts w:cs="Arial"/>
+        </w:rPr>
+        <w:t>&lt;Product&gt; Products =&gt; Set&lt;Product&gt;();</w:t>
+      </w:r>
+      <w:r>
+        <w:rPr>
+          <w:rFonts w:cs="Arial"/>
+        </w:rPr>
+        <w:br/>
+        <w:t xml:space="preserve">    public </w:t>
+      </w:r>
+      <w:proofErr w:type="spellStart"/>
+      <w:r>
+        <w:rPr>
+          <w:rFonts w:cs="Arial"/>
+        </w:rPr>
+        <w:t>DbSet</w:t>
+      </w:r>
+      <w:proofErr w:type="spellEnd"/>
+      <w:r>
+        <w:rPr>
+          <w:rFonts w:cs="Arial"/>
+        </w:rPr>
+        <w:t>&lt;Category&gt; Categories =&gt; Set&lt;Category&gt;();</w:t>
+      </w:r>
+      <w:r>
+        <w:rPr>
+          <w:rFonts w:cs="Arial"/>
+        </w:rPr>
+        <w:br/>
+        <w:t xml:space="preserve">    public </w:t>
+      </w:r>
+      <w:proofErr w:type="spellStart"/>
+      <w:r>
+        <w:rPr>
+          <w:rFonts w:cs="Arial"/>
+        </w:rPr>
+        <w:t>DbSet</w:t>
+      </w:r>
+      <w:proofErr w:type="spellEnd"/>
+      <w:r>
+        <w:rPr>
+          <w:rFonts w:cs="Arial"/>
+        </w:rPr>
+        <w:t>&lt;Supplier&gt; Suppliers =&gt; Set&lt;Supplier&gt;();</w:t>
+      </w:r>
+      <w:r>
+        <w:rPr>
+          <w:rFonts w:cs="Arial"/>
+        </w:rPr>
+        <w:br/>
+        <w:t xml:space="preserve">    public </w:t>
+      </w:r>
+      <w:proofErr w:type="spellStart"/>
+      <w:r>
+        <w:rPr>
+          <w:rFonts w:cs="Arial"/>
+        </w:rPr>
+        <w:t>DbSet</w:t>
+      </w:r>
+      <w:proofErr w:type="spellEnd"/>
+      <w:r>
+        <w:rPr>
+          <w:rFonts w:cs="Arial"/>
+        </w:rPr>
+        <w:t>&lt;</w:t>
+      </w:r>
+      <w:proofErr w:type="spellStart"/>
+      <w:r>
+        <w:rPr>
+          <w:rFonts w:cs="Arial"/>
+        </w:rPr>
+        <w:t>StockRecord</w:t>
+      </w:r>
+      <w:proofErr w:type="spellEnd"/>
+      <w:r>
+        <w:rPr>
+          <w:rFonts w:cs="Arial"/>
+        </w:rPr>
+        <w:t xml:space="preserve">&gt; </w:t>
+      </w:r>
+      <w:proofErr w:type="spellStart"/>
+      <w:r>
+        <w:rPr>
+          <w:rFonts w:cs="Arial"/>
+        </w:rPr>
+        <w:t>StockRecords</w:t>
+      </w:r>
+      <w:proofErr w:type="spellEnd"/>
+      <w:r>
+        <w:rPr>
+          <w:rFonts w:cs="Arial"/>
+        </w:rPr>
+        <w:t xml:space="preserve"> =&gt; Set&lt;</w:t>
+      </w:r>
+      <w:proofErr w:type="spellStart"/>
+      <w:r>
+        <w:rPr>
+          <w:rFonts w:cs="Arial"/>
+        </w:rPr>
+        <w:t>StockRecord</w:t>
+      </w:r>
+      <w:proofErr w:type="spellEnd"/>
+      <w:r>
+        <w:rPr>
+          <w:rFonts w:cs="Arial"/>
+        </w:rPr>
+        <w:t>&gt;();</w:t>
+      </w:r>
+      <w:r>
+        <w:rPr>
+          <w:rFonts w:cs="Arial"/>
+        </w:rPr>
+        <w:br/>
+        <w:t xml:space="preserve">    public </w:t>
+      </w:r>
+      <w:proofErr w:type="spellStart"/>
+      <w:r>
+        <w:rPr>
+          <w:rFonts w:cs="Arial"/>
+        </w:rPr>
+        <w:t>DbSet</w:t>
+      </w:r>
+      <w:proofErr w:type="spellEnd"/>
+      <w:r>
+        <w:rPr>
+          <w:rFonts w:cs="Arial"/>
+        </w:rPr>
+        <w:t>&lt;Sale&gt; Sales =&gt; Set&lt;Sale&gt;();</w:t>
+      </w:r>
+      <w:r>
+        <w:rPr>
+          <w:rFonts w:cs="Arial"/>
+        </w:rPr>
+        <w:br/>
+        <w:t xml:space="preserve">    public </w:t>
+      </w:r>
+      <w:proofErr w:type="spellStart"/>
+      <w:r>
+        <w:rPr>
+          <w:rFonts w:cs="Arial"/>
+        </w:rPr>
+        <w:t>DbSet</w:t>
+      </w:r>
+      <w:proofErr w:type="spellEnd"/>
+      <w:r>
+        <w:rPr>
+          <w:rFonts w:cs="Arial"/>
+        </w:rPr>
+        <w:t>&lt;</w:t>
+      </w:r>
+      <w:proofErr w:type="spellStart"/>
+      <w:r>
+        <w:rPr>
+          <w:rFonts w:cs="Arial"/>
+        </w:rPr>
+        <w:t>SaleItem</w:t>
+      </w:r>
+      <w:proofErr w:type="spellEnd"/>
+      <w:r>
+        <w:rPr>
+          <w:rFonts w:cs="Arial"/>
+        </w:rPr>
+        <w:t xml:space="preserve">&gt; </w:t>
+      </w:r>
+      <w:proofErr w:type="spellStart"/>
+      <w:r>
+        <w:rPr>
+          <w:rFonts w:cs="Arial"/>
+        </w:rPr>
+        <w:t>SaleItems</w:t>
+      </w:r>
+      <w:proofErr w:type="spellEnd"/>
+      <w:r>
+        <w:rPr>
+          <w:rFonts w:cs="Arial"/>
+        </w:rPr>
+        <w:t xml:space="preserve"> =&gt; Set&lt;</w:t>
+      </w:r>
+      <w:proofErr w:type="spellStart"/>
+      <w:r>
+        <w:rPr>
+          <w:rFonts w:cs="Arial"/>
+        </w:rPr>
+        <w:t>SaleItem</w:t>
+      </w:r>
+      <w:proofErr w:type="spellEnd"/>
+      <w:r>
+        <w:rPr>
+          <w:rFonts w:cs="Arial"/>
+        </w:rPr>
+        <w:t>&gt;();</w:t>
+      </w:r>
+      <w:r>
+        <w:rPr>
+          <w:rFonts w:cs="Arial"/>
+        </w:rPr>
+        <w:br/>
+        <w:t>}</w:t>
       </w:r>
     </w:p>
     <w:p>
@@ -4407,14 +4094,14 @@
           <w:szCs w:val="22"/>
         </w:rPr>
       </w:pPr>
-      <w:bookmarkStart w:id="11" w:name="_Toc233333397"/>
+      <w:bookmarkStart w:id="11" w:name="_Toc233333398"/>
       <w:r>
         <w:rPr>
           <w:rFonts w:ascii="Arial" w:hAnsi="Arial" w:cs="Arial"/>
           <w:sz w:val="22"/>
           <w:szCs w:val="22"/>
         </w:rPr>
-        <w:t>A.1 Database Context</w:t>
+        <w:t>A.2 Search Methods</w:t>
       </w:r>
       <w:bookmarkEnd w:id="11"/>
     </w:p>
@@ -4426,11 +4113,47 @@
           <w:rFonts w:cs="Arial"/>
         </w:rPr>
       </w:pPr>
-      <w:r>
-        <w:rPr>
-          <w:rFonts w:cs="Arial"/>
-        </w:rPr>
-        <w:t>public class SupermarketDbContext : DbContext</w:t>
+      <w:proofErr w:type="gramStart"/>
+      <w:r>
+        <w:rPr>
+          <w:rFonts w:cs="Arial"/>
+        </w:rPr>
+        <w:t>public</w:t>
+      </w:r>
+      <w:proofErr w:type="gramEnd"/>
+      <w:r>
+        <w:rPr>
+          <w:rFonts w:cs="Arial"/>
+        </w:rPr>
+        <w:t xml:space="preserve"> List&lt;Product&gt; </w:t>
+      </w:r>
+      <w:proofErr w:type="spellStart"/>
+      <w:r>
+        <w:rPr>
+          <w:rFonts w:cs="Arial"/>
+        </w:rPr>
+        <w:t>SearchByNameLinear</w:t>
+      </w:r>
+      <w:proofErr w:type="spellEnd"/>
+      <w:r>
+        <w:rPr>
+          <w:rFonts w:cs="Arial"/>
+        </w:rPr>
+        <w:t xml:space="preserve">(string </w:t>
+      </w:r>
+      <w:proofErr w:type="spellStart"/>
+      <w:r>
+        <w:rPr>
+          <w:rFonts w:cs="Arial"/>
+        </w:rPr>
+        <w:t>searchText</w:t>
+      </w:r>
+      <w:proofErr w:type="spellEnd"/>
+      <w:r>
+        <w:rPr>
+          <w:rFonts w:cs="Arial"/>
+        </w:rPr>
+        <w:t>)</w:t>
       </w:r>
       <w:r>
         <w:rPr>
@@ -4444,62 +4167,252 @@
           <w:rFonts w:cs="Arial"/>
         </w:rPr>
         <w:br/>
-        <w:t xml:space="preserve">    public const string DefaultConnectionString =</w:t>
+        <w:t xml:space="preserve">    </w:t>
+      </w:r>
+      <w:proofErr w:type="spellStart"/>
+      <w:r>
+        <w:rPr>
+          <w:rFonts w:cs="Arial"/>
+        </w:rPr>
+        <w:t>var</w:t>
+      </w:r>
+      <w:proofErr w:type="spellEnd"/>
+      <w:r>
+        <w:rPr>
+          <w:rFonts w:cs="Arial"/>
+        </w:rPr>
+        <w:t xml:space="preserve"> list = </w:t>
+      </w:r>
+      <w:proofErr w:type="spellStart"/>
+      <w:r>
+        <w:rPr>
+          <w:rFonts w:cs="Arial"/>
+        </w:rPr>
+        <w:t>BuildProductLinkedList</w:t>
+      </w:r>
+      <w:proofErr w:type="spellEnd"/>
+      <w:r>
+        <w:rPr>
+          <w:rFonts w:cs="Arial"/>
+        </w:rPr>
+        <w:t>();</w:t>
       </w:r>
       <w:r>
         <w:rPr>
           <w:rFonts w:cs="Arial"/>
         </w:rPr>
         <w:br/>
-        <w:t xml:space="preserve">        @"Server=(localdb)\MSSQLLocalDB;Database=LocalSupermarketDB;Trusted_Connection=True;TrustServerCertificate=True;";</w:t>
+        <w:t xml:space="preserve">    return </w:t>
+      </w:r>
+      <w:proofErr w:type="spellStart"/>
+      <w:r>
+        <w:rPr>
+          <w:rFonts w:cs="Arial"/>
+        </w:rPr>
+        <w:t>list.FindAll</w:t>
+      </w:r>
+      <w:proofErr w:type="spellEnd"/>
+      <w:r>
+        <w:rPr>
+          <w:rFonts w:cs="Arial"/>
+        </w:rPr>
+        <w:t xml:space="preserve">(p =&gt; </w:t>
+      </w:r>
+      <w:proofErr w:type="spellStart"/>
+      <w:r>
+        <w:rPr>
+          <w:rFonts w:cs="Arial"/>
+        </w:rPr>
+        <w:t>p.Title.Contains</w:t>
+      </w:r>
+      <w:proofErr w:type="spellEnd"/>
+      <w:r>
+        <w:rPr>
+          <w:rFonts w:cs="Arial"/>
+        </w:rPr>
+        <w:t>(</w:t>
+      </w:r>
+      <w:proofErr w:type="spellStart"/>
+      <w:r>
+        <w:rPr>
+          <w:rFonts w:cs="Arial"/>
+        </w:rPr>
+        <w:t>searchText.Trim</w:t>
+      </w:r>
+      <w:proofErr w:type="spellEnd"/>
+      <w:r>
+        <w:rPr>
+          <w:rFonts w:cs="Arial"/>
+        </w:rPr>
+        <w:t>(),</w:t>
       </w:r>
       <w:r>
         <w:rPr>
           <w:rFonts w:cs="Arial"/>
         </w:rPr>
         <w:br/>
+        <w:t xml:space="preserve">        </w:t>
+      </w:r>
+      <w:proofErr w:type="spellStart"/>
+      <w:r>
+        <w:rPr>
+          <w:rFonts w:cs="Arial"/>
+        </w:rPr>
+        <w:t>StringComparison.OrdinalIgnoreCase</w:t>
+      </w:r>
+      <w:proofErr w:type="spellEnd"/>
+      <w:r>
+        <w:rPr>
+          <w:rFonts w:cs="Arial"/>
+        </w:rPr>
+        <w:t>)).</w:t>
+      </w:r>
+      <w:proofErr w:type="spellStart"/>
+      <w:r>
+        <w:rPr>
+          <w:rFonts w:cs="Arial"/>
+        </w:rPr>
+        <w:t>ToList</w:t>
+      </w:r>
+      <w:proofErr w:type="spellEnd"/>
+      <w:r>
+        <w:rPr>
+          <w:rFonts w:cs="Arial"/>
+        </w:rPr>
+        <w:t>();</w:t>
       </w:r>
       <w:r>
         <w:rPr>
           <w:rFonts w:cs="Arial"/>
         </w:rPr>
         <w:br/>
-        <w:t xml:space="preserve">    public DbSet&lt;Product&gt; Products =&gt; Set&lt;Product&gt;();</w:t>
+        <w:t>}</w:t>
       </w:r>
       <w:r>
         <w:rPr>
           <w:rFonts w:cs="Arial"/>
         </w:rPr>
         <w:br/>
-        <w:t xml:space="preserve">    public DbSet&lt;Category&gt; Categories =&gt; Set&lt;Category&gt;();</w:t>
       </w:r>
       <w:r>
         <w:rPr>
           <w:rFonts w:cs="Arial"/>
         </w:rPr>
         <w:br/>
-        <w:t xml:space="preserve">    public DbSet&lt;Supplier&gt; Suppliers =&gt; Set&lt;Supplier&gt;();</w:t>
+        <w:t xml:space="preserve">public Product? </w:t>
+      </w:r>
+      <w:proofErr w:type="spellStart"/>
+      <w:proofErr w:type="gramStart"/>
+      <w:r>
+        <w:rPr>
+          <w:rFonts w:cs="Arial"/>
+        </w:rPr>
+        <w:t>SearchByBarcodeHash</w:t>
+      </w:r>
+      <w:proofErr w:type="spellEnd"/>
+      <w:r>
+        <w:rPr>
+          <w:rFonts w:cs="Arial"/>
+        </w:rPr>
+        <w:t>(</w:t>
+      </w:r>
+      <w:proofErr w:type="gramEnd"/>
+      <w:r>
+        <w:rPr>
+          <w:rFonts w:cs="Arial"/>
+        </w:rPr>
+        <w:t>string barcode)</w:t>
       </w:r>
       <w:r>
         <w:rPr>
           <w:rFonts w:cs="Arial"/>
         </w:rPr>
         <w:br/>
-        <w:t xml:space="preserve">    public DbSet&lt;StockRecord&gt; StockRecords =&gt; Set&lt;StockRecord&gt;();</w:t>
+        <w:t>{</w:t>
       </w:r>
       <w:r>
         <w:rPr>
           <w:rFonts w:cs="Arial"/>
         </w:rPr>
         <w:br/>
-        <w:t xml:space="preserve">    public DbSet&lt;Sale&gt; Sales =&gt; Set&lt;Sale&gt;();</w:t>
+        <w:t xml:space="preserve">    </w:t>
+      </w:r>
+      <w:proofErr w:type="spellStart"/>
+      <w:r>
+        <w:rPr>
+          <w:rFonts w:cs="Arial"/>
+        </w:rPr>
+        <w:t>var</w:t>
+      </w:r>
+      <w:proofErr w:type="spellEnd"/>
+      <w:r>
+        <w:rPr>
+          <w:rFonts w:cs="Arial"/>
+        </w:rPr>
+        <w:t xml:space="preserve"> table = </w:t>
+      </w:r>
+      <w:proofErr w:type="spellStart"/>
+      <w:r>
+        <w:rPr>
+          <w:rFonts w:cs="Arial"/>
+        </w:rPr>
+        <w:t>BuildBarcodeHashTable</w:t>
+      </w:r>
+      <w:proofErr w:type="spellEnd"/>
+      <w:r>
+        <w:rPr>
+          <w:rFonts w:cs="Arial"/>
+        </w:rPr>
+        <w:t>();</w:t>
       </w:r>
       <w:r>
         <w:rPr>
           <w:rFonts w:cs="Arial"/>
         </w:rPr>
         <w:br/>
-        <w:t xml:space="preserve">    public DbSet&lt;SaleItem&gt; SaleItems =&gt; Set&lt;SaleItem&gt;();</w:t>
+        <w:t xml:space="preserve">    return </w:t>
+      </w:r>
+      <w:proofErr w:type="spellStart"/>
+      <w:r>
+        <w:rPr>
+          <w:rFonts w:cs="Arial"/>
+        </w:rPr>
+        <w:t>table.TryGetValue</w:t>
+      </w:r>
+      <w:proofErr w:type="spellEnd"/>
+      <w:r>
+        <w:rPr>
+          <w:rFonts w:cs="Arial"/>
+        </w:rPr>
+        <w:t>(</w:t>
+      </w:r>
+      <w:proofErr w:type="spellStart"/>
+      <w:r>
+        <w:rPr>
+          <w:rFonts w:cs="Arial"/>
+        </w:rPr>
+        <w:t>barcode.Trim</w:t>
+      </w:r>
+      <w:proofErr w:type="spellEnd"/>
+      <w:r>
+        <w:rPr>
+          <w:rFonts w:cs="Arial"/>
+        </w:rPr>
+        <w:t xml:space="preserve">(), out </w:t>
+      </w:r>
+      <w:proofErr w:type="spellStart"/>
+      <w:r>
+        <w:rPr>
+          <w:rFonts w:cs="Arial"/>
+        </w:rPr>
+        <w:t>var</w:t>
+      </w:r>
+      <w:proofErr w:type="spellEnd"/>
+      <w:r>
+        <w:rPr>
+          <w:rFonts w:cs="Arial"/>
+        </w:rPr>
+        <w:t xml:space="preserve"> product) ? product : null;</w:t>
       </w:r>
       <w:r>
         <w:rPr>
@@ -4519,14 +4432,14 @@
           <w:szCs w:val="22"/>
         </w:rPr>
       </w:pPr>
-      <w:bookmarkStart w:id="12" w:name="_Toc233333398"/>
+      <w:bookmarkStart w:id="12" w:name="_Toc233333399"/>
       <w:r>
         <w:rPr>
           <w:rFonts w:ascii="Arial" w:hAnsi="Arial" w:cs="Arial"/>
           <w:sz w:val="22"/>
           <w:szCs w:val="22"/>
         </w:rPr>
-        <w:t>A.2 Search Methods</w:t>
+        <w:t>A.3 Sale Recording</w:t>
       </w:r>
       <w:bookmarkEnd w:id="12"/>
     </w:p>
@@ -4538,19 +4451,35 @@
           <w:rFonts w:cs="Arial"/>
         </w:rPr>
       </w:pPr>
+      <w:proofErr w:type="spellStart"/>
       <w:proofErr w:type="gramStart"/>
       <w:r>
         <w:rPr>
           <w:rFonts w:cs="Arial"/>
         </w:rPr>
-        <w:t>public</w:t>
-      </w:r>
+        <w:t>foreach</w:t>
+      </w:r>
+      <w:proofErr w:type="spellEnd"/>
       <w:proofErr w:type="gramEnd"/>
       <w:r>
         <w:rPr>
           <w:rFonts w:cs="Arial"/>
         </w:rPr>
-        <w:t xml:space="preserve"> List&lt;Product&gt; SearchByNameLinear(string searchText)</w:t>
+        <w:t xml:space="preserve"> (</w:t>
+      </w:r>
+      <w:proofErr w:type="spellStart"/>
+      <w:r>
+        <w:rPr>
+          <w:rFonts w:cs="Arial"/>
+        </w:rPr>
+        <w:t>var</w:t>
+      </w:r>
+      <w:proofErr w:type="spellEnd"/>
+      <w:r>
+        <w:rPr>
+          <w:rFonts w:cs="Arial"/>
+        </w:rPr>
+        <w:t xml:space="preserve"> item in items)</w:t>
       </w:r>
       <w:r>
         <w:rPr>
@@ -4564,21 +4493,275 @@
           <w:rFonts w:cs="Arial"/>
         </w:rPr>
         <w:br/>
-        <w:t xml:space="preserve">    var list = BuildProductLinkedList();</w:t>
+        <w:t xml:space="preserve">    </w:t>
+      </w:r>
+      <w:proofErr w:type="spellStart"/>
+      <w:r>
+        <w:rPr>
+          <w:rFonts w:cs="Arial"/>
+        </w:rPr>
+        <w:t>var</w:t>
+      </w:r>
+      <w:proofErr w:type="spellEnd"/>
+      <w:r>
+        <w:rPr>
+          <w:rFonts w:cs="Arial"/>
+        </w:rPr>
+        <w:t xml:space="preserve"> product = </w:t>
+      </w:r>
+      <w:proofErr w:type="spellStart"/>
+      <w:r>
+        <w:rPr>
+          <w:rFonts w:cs="Arial"/>
+        </w:rPr>
+        <w:t>products.First</w:t>
+      </w:r>
+      <w:proofErr w:type="spellEnd"/>
+      <w:r>
+        <w:rPr>
+          <w:rFonts w:cs="Arial"/>
+        </w:rPr>
+        <w:t xml:space="preserve">(p =&gt; </w:t>
+      </w:r>
+      <w:proofErr w:type="spellStart"/>
+      <w:r>
+        <w:rPr>
+          <w:rFonts w:cs="Arial"/>
+        </w:rPr>
+        <w:t>p.Id</w:t>
+      </w:r>
+      <w:proofErr w:type="spellEnd"/>
+      <w:r>
+        <w:rPr>
+          <w:rFonts w:cs="Arial"/>
+        </w:rPr>
+        <w:t xml:space="preserve"> == </w:t>
+      </w:r>
+      <w:proofErr w:type="spellStart"/>
+      <w:r>
+        <w:rPr>
+          <w:rFonts w:cs="Arial"/>
+        </w:rPr>
+        <w:t>item.ProductId</w:t>
+      </w:r>
+      <w:proofErr w:type="spellEnd"/>
+      <w:r>
+        <w:rPr>
+          <w:rFonts w:cs="Arial"/>
+        </w:rPr>
+        <w:t>);</w:t>
       </w:r>
       <w:r>
         <w:rPr>
           <w:rFonts w:cs="Arial"/>
         </w:rPr>
         <w:br/>
-        <w:t xml:space="preserve">    return list.FindAll(p =&gt; p.Title.Contains(searchText.Trim(),</w:t>
-      </w:r>
+        <w:t xml:space="preserve">    </w:t>
+      </w:r>
+      <w:proofErr w:type="spellStart"/>
+      <w:r>
+        <w:rPr>
+          <w:rFonts w:cs="Arial"/>
+        </w:rPr>
+        <w:t>sale.SaleItems.Add</w:t>
+      </w:r>
+      <w:proofErr w:type="spellEnd"/>
+      <w:r>
+        <w:rPr>
+          <w:rFonts w:cs="Arial"/>
+        </w:rPr>
+        <w:t xml:space="preserve">(new </w:t>
+      </w:r>
+      <w:proofErr w:type="spellStart"/>
+      <w:r>
+        <w:rPr>
+          <w:rFonts w:cs="Arial"/>
+        </w:rPr>
+        <w:t>SaleItem</w:t>
+      </w:r>
+      <w:proofErr w:type="spellEnd"/>
       <w:r>
         <w:rPr>
           <w:rFonts w:cs="Arial"/>
         </w:rPr>
         <w:br/>
-        <w:t xml:space="preserve">        StringComparison.OrdinalIgnoreCase)).ToList();</w:t>
+        <w:t xml:space="preserve">    {</w:t>
+      </w:r>
+      <w:r>
+        <w:rPr>
+          <w:rFonts w:cs="Arial"/>
+        </w:rPr>
+        <w:br/>
+        <w:t xml:space="preserve">        </w:t>
+      </w:r>
+      <w:proofErr w:type="spellStart"/>
+      <w:r>
+        <w:rPr>
+          <w:rFonts w:cs="Arial"/>
+        </w:rPr>
+        <w:t>ProductId</w:t>
+      </w:r>
+      <w:proofErr w:type="spellEnd"/>
+      <w:r>
+        <w:rPr>
+          <w:rFonts w:cs="Arial"/>
+        </w:rPr>
+        <w:t xml:space="preserve"> = </w:t>
+      </w:r>
+      <w:proofErr w:type="spellStart"/>
+      <w:r>
+        <w:rPr>
+          <w:rFonts w:cs="Arial"/>
+        </w:rPr>
+        <w:t>product.Id</w:t>
+      </w:r>
+      <w:proofErr w:type="spellEnd"/>
+      <w:r>
+        <w:rPr>
+          <w:rFonts w:cs="Arial"/>
+        </w:rPr>
+        <w:t>,</w:t>
+      </w:r>
+      <w:r>
+        <w:rPr>
+          <w:rFonts w:cs="Arial"/>
+        </w:rPr>
+        <w:br/>
+        <w:t xml:space="preserve">        Quantity = </w:t>
+      </w:r>
+      <w:proofErr w:type="spellStart"/>
+      <w:r>
+        <w:rPr>
+          <w:rFonts w:cs="Arial"/>
+        </w:rPr>
+        <w:t>item.Quantity</w:t>
+      </w:r>
+      <w:proofErr w:type="spellEnd"/>
+      <w:r>
+        <w:rPr>
+          <w:rFonts w:cs="Arial"/>
+        </w:rPr>
+        <w:t>,</w:t>
+      </w:r>
+      <w:r>
+        <w:rPr>
+          <w:rFonts w:cs="Arial"/>
+        </w:rPr>
+        <w:br/>
+        <w:t xml:space="preserve">        </w:t>
+      </w:r>
+      <w:proofErr w:type="spellStart"/>
+      <w:r>
+        <w:rPr>
+          <w:rFonts w:cs="Arial"/>
+        </w:rPr>
+        <w:t>UnitPrice</w:t>
+      </w:r>
+      <w:proofErr w:type="spellEnd"/>
+      <w:r>
+        <w:rPr>
+          <w:rFonts w:cs="Arial"/>
+        </w:rPr>
+        <w:t xml:space="preserve"> = </w:t>
+      </w:r>
+      <w:proofErr w:type="spellStart"/>
+      <w:r>
+        <w:rPr>
+          <w:rFonts w:cs="Arial"/>
+        </w:rPr>
+        <w:t>product.Price</w:t>
+      </w:r>
+      <w:proofErr w:type="spellEnd"/>
+      <w:r>
+        <w:rPr>
+          <w:rFonts w:cs="Arial"/>
+        </w:rPr>
+        <w:t>,</w:t>
+      </w:r>
+      <w:r>
+        <w:rPr>
+          <w:rFonts w:cs="Arial"/>
+        </w:rPr>
+        <w:br/>
+        <w:t xml:space="preserve">        </w:t>
+      </w:r>
+      <w:proofErr w:type="spellStart"/>
+      <w:r>
+        <w:rPr>
+          <w:rFonts w:cs="Arial"/>
+        </w:rPr>
+        <w:t>LineTotal</w:t>
+      </w:r>
+      <w:proofErr w:type="spellEnd"/>
+      <w:r>
+        <w:rPr>
+          <w:rFonts w:cs="Arial"/>
+        </w:rPr>
+        <w:t xml:space="preserve"> = </w:t>
+      </w:r>
+      <w:proofErr w:type="spellStart"/>
+      <w:r>
+        <w:rPr>
+          <w:rFonts w:cs="Arial"/>
+        </w:rPr>
+        <w:t>product.Price</w:t>
+      </w:r>
+      <w:proofErr w:type="spellEnd"/>
+      <w:r>
+        <w:rPr>
+          <w:rFonts w:cs="Arial"/>
+        </w:rPr>
+        <w:t xml:space="preserve"> * </w:t>
+      </w:r>
+      <w:proofErr w:type="spellStart"/>
+      <w:r>
+        <w:rPr>
+          <w:rFonts w:cs="Arial"/>
+        </w:rPr>
+        <w:t>item.Quantity</w:t>
+      </w:r>
+      <w:proofErr w:type="spellEnd"/>
+      <w:r>
+        <w:rPr>
+          <w:rFonts w:cs="Arial"/>
+        </w:rPr>
+        <w:br/>
+        <w:t xml:space="preserve">    });</w:t>
+      </w:r>
+      <w:r>
+        <w:rPr>
+          <w:rFonts w:cs="Arial"/>
+        </w:rPr>
+        <w:br/>
+        <w:t xml:space="preserve">    </w:t>
+      </w:r>
+      <w:proofErr w:type="spellStart"/>
+      <w:r>
+        <w:rPr>
+          <w:rFonts w:cs="Arial"/>
+        </w:rPr>
+        <w:t>product.QuantityInStock</w:t>
+      </w:r>
+      <w:proofErr w:type="spellEnd"/>
+      <w:r>
+        <w:rPr>
+          <w:rFonts w:cs="Arial"/>
+        </w:rPr>
+        <w:t xml:space="preserve"> -= </w:t>
+      </w:r>
+      <w:proofErr w:type="spellStart"/>
+      <w:r>
+        <w:rPr>
+          <w:rFonts w:cs="Arial"/>
+        </w:rPr>
+        <w:t>item.Quantity</w:t>
+      </w:r>
+      <w:proofErr w:type="spellEnd"/>
+      <w:r>
+        <w:rPr>
+          <w:rFonts w:cs="Arial"/>
+        </w:rPr>
+        <w:t>;</w:t>
       </w:r>
       <w:r>
         <w:rPr>
@@ -4587,182 +4770,16 @@
         <w:br/>
         <w:t>}</w:t>
       </w:r>
-      <w:r>
-        <w:rPr>
-          <w:rFonts w:cs="Arial"/>
-        </w:rPr>
-        <w:br/>
-      </w:r>
-      <w:r>
-        <w:rPr>
-          <w:rFonts w:cs="Arial"/>
-        </w:rPr>
-        <w:br/>
-        <w:t xml:space="preserve">public Product? </w:t>
-      </w:r>
-      <w:proofErr w:type="gramStart"/>
-      <w:r>
-        <w:rPr>
-          <w:rFonts w:cs="Arial"/>
-        </w:rPr>
-        <w:t>SearchByBarcodeHash(</w:t>
-      </w:r>
-      <w:proofErr w:type="gramEnd"/>
-      <w:r>
-        <w:rPr>
-          <w:rFonts w:cs="Arial"/>
-        </w:rPr>
-        <w:t>string barcode)</w:t>
-      </w:r>
-      <w:r>
-        <w:rPr>
-          <w:rFonts w:cs="Arial"/>
-        </w:rPr>
-        <w:br/>
-        <w:t>{</w:t>
-      </w:r>
-      <w:r>
-        <w:rPr>
-          <w:rFonts w:cs="Arial"/>
-        </w:rPr>
-        <w:br/>
-        <w:t xml:space="preserve">    var table = BuildBarcodeHashTable();</w:t>
-      </w:r>
-      <w:r>
-        <w:rPr>
-          <w:rFonts w:cs="Arial"/>
-        </w:rPr>
-        <w:br/>
-        <w:t xml:space="preserve">    return table.TryGetValue(barcode.Trim(), out var product) ? product : null;</w:t>
-      </w:r>
-      <w:r>
-        <w:rPr>
-          <w:rFonts w:cs="Arial"/>
-        </w:rPr>
-        <w:br/>
-        <w:t>}</w:t>
-      </w:r>
     </w:p>
     <w:p>
       <w:pPr>
-        <w:pStyle w:val="Heading2"/>
-        <w:spacing w:before="40" w:after="60"/>
-        <w:rPr>
-          <w:rFonts w:ascii="Arial" w:hAnsi="Arial" w:cs="Arial"/>
-          <w:sz w:val="22"/>
-          <w:szCs w:val="22"/>
-        </w:rPr>
-      </w:pPr>
-      <w:bookmarkStart w:id="13" w:name="_Toc233333399"/>
-      <w:r>
-        <w:rPr>
-          <w:rFonts w:ascii="Arial" w:hAnsi="Arial" w:cs="Arial"/>
-          <w:sz w:val="22"/>
-          <w:szCs w:val="22"/>
-        </w:rPr>
-        <w:t>A.3 Sale Recording and Stock Reduction</w:t>
-      </w:r>
-      <w:bookmarkEnd w:id="13"/>
-    </w:p>
-    <w:p>
-      <w:pPr>
-        <w:shd w:val="clear" w:color="auto" w:fill="F2F2F2"/>
-        <w:spacing w:after="60"/>
-        <w:rPr>
-          <w:rFonts w:cs="Arial"/>
-        </w:rPr>
-      </w:pPr>
-      <w:proofErr w:type="gramStart"/>
-      <w:r>
-        <w:rPr>
-          <w:rFonts w:cs="Arial"/>
-        </w:rPr>
-        <w:t>foreach</w:t>
-      </w:r>
-      <w:proofErr w:type="gramEnd"/>
-      <w:r>
-        <w:rPr>
-          <w:rFonts w:cs="Arial"/>
-        </w:rPr>
-        <w:t xml:space="preserve"> (var item in items)</w:t>
-      </w:r>
-      <w:r>
-        <w:rPr>
-          <w:rFonts w:cs="Arial"/>
-        </w:rPr>
-        <w:br/>
-        <w:t>{</w:t>
-      </w:r>
-      <w:r>
-        <w:rPr>
-          <w:rFonts w:cs="Arial"/>
-        </w:rPr>
-        <w:br/>
-        <w:t xml:space="preserve">    var product = products.First(p =&gt; p.Id == item.ProductId);</w:t>
-      </w:r>
-      <w:r>
-        <w:rPr>
-          <w:rFonts w:cs="Arial"/>
-        </w:rPr>
-        <w:br/>
-        <w:t xml:space="preserve">    sale.SaleItems.Add(new SaleItem</w:t>
-      </w:r>
-      <w:r>
-        <w:rPr>
-          <w:rFonts w:cs="Arial"/>
-        </w:rPr>
-        <w:br/>
-        <w:t xml:space="preserve">    {</w:t>
-      </w:r>
-      <w:r>
-        <w:rPr>
-          <w:rFonts w:cs="Arial"/>
-        </w:rPr>
-        <w:br/>
-        <w:t xml:space="preserve">        ProductId = product.Id,</w:t>
-      </w:r>
-      <w:r>
-        <w:rPr>
-          <w:rFonts w:cs="Arial"/>
-        </w:rPr>
-        <w:br/>
-        <w:t xml:space="preserve">        Quantity = item.Quantity,</w:t>
-      </w:r>
-      <w:r>
-        <w:rPr>
-          <w:rFonts w:cs="Arial"/>
-        </w:rPr>
-        <w:br/>
-        <w:t xml:space="preserve">        UnitPrice = product.Price,</w:t>
-      </w:r>
-      <w:r>
-        <w:rPr>
-          <w:rFonts w:cs="Arial"/>
-        </w:rPr>
-        <w:br/>
-        <w:t xml:space="preserve">        LineTotal = product.Price * item.Quantity</w:t>
-      </w:r>
-      <w:r>
-        <w:rPr>
-          <w:rFonts w:cs="Arial"/>
-        </w:rPr>
-        <w:br/>
-        <w:t xml:space="preserve">    });</w:t>
-      </w:r>
-      <w:r>
-        <w:rPr>
-          <w:rFonts w:cs="Arial"/>
-        </w:rPr>
-        <w:br/>
-        <w:t xml:space="preserve">    product.QuantityInStock -= item.Quantity;</w:t>
-      </w:r>
-      <w:r>
-        <w:rPr>
-          <w:rFonts w:cs="Arial"/>
-        </w:rPr>
-        <w:br/>
-        <w:t>}</w:t>
-      </w:r>
+        <w:rPr>
+          <w:rFonts w:eastAsiaTheme="majorEastAsia" w:cs="Arial"/>
+          <w:b/>
+          <w:bCs/>
+          <w:color w:val="000000"/>
+        </w:rPr>
+      </w:pPr>
     </w:p>
     <w:sectPr>
       <w:footerReference w:type="default" r:id="rId17"/>
@@ -5129,6 +5146,119 @@
     </w:lvl>
   </w:abstractNum>
   <w:abstractNum w:abstractNumId="10" w15:restartNumberingAfterBreak="0">
+    <w:nsid w:val="0C5F4F14"/>
+    <w:multiLevelType w:val="hybridMultilevel"/>
+    <w:tmpl w:val="03FE8A00"/>
+    <w:lvl w:ilvl="0" w:tplc="04090001">
+      <w:start w:val="1"/>
+      <w:numFmt w:val="bullet"/>
+      <w:lvlText w:val=""/>
+      <w:lvlJc w:val="left"/>
+      <w:pPr>
+        <w:ind w:left="720" w:hanging="360"/>
+      </w:pPr>
+      <w:rPr>
+        <w:rFonts w:ascii="Symbol" w:hAnsi="Symbol" w:hint="default"/>
+      </w:rPr>
+    </w:lvl>
+    <w:lvl w:ilvl="1" w:tplc="04090003" w:tentative="1">
+      <w:start w:val="1"/>
+      <w:numFmt w:val="bullet"/>
+      <w:lvlText w:val="o"/>
+      <w:lvlJc w:val="left"/>
+      <w:pPr>
+        <w:ind w:left="1440" w:hanging="360"/>
+      </w:pPr>
+      <w:rPr>
+        <w:rFonts w:ascii="Courier New" w:hAnsi="Courier New" w:cs="Courier New" w:hint="default"/>
+      </w:rPr>
+    </w:lvl>
+    <w:lvl w:ilvl="2" w:tplc="04090005" w:tentative="1">
+      <w:start w:val="1"/>
+      <w:numFmt w:val="bullet"/>
+      <w:lvlText w:val=""/>
+      <w:lvlJc w:val="left"/>
+      <w:pPr>
+        <w:ind w:left="2160" w:hanging="360"/>
+      </w:pPr>
+      <w:rPr>
+        <w:rFonts w:ascii="Wingdings" w:hAnsi="Wingdings" w:hint="default"/>
+      </w:rPr>
+    </w:lvl>
+    <w:lvl w:ilvl="3" w:tplc="04090001" w:tentative="1">
+      <w:start w:val="1"/>
+      <w:numFmt w:val="bullet"/>
+      <w:lvlText w:val=""/>
+      <w:lvlJc w:val="left"/>
+      <w:pPr>
+        <w:ind w:left="2880" w:hanging="360"/>
+      </w:pPr>
+      <w:rPr>
+        <w:rFonts w:ascii="Symbol" w:hAnsi="Symbol" w:hint="default"/>
+      </w:rPr>
+    </w:lvl>
+    <w:lvl w:ilvl="4" w:tplc="04090003" w:tentative="1">
+      <w:start w:val="1"/>
+      <w:numFmt w:val="bullet"/>
+      <w:lvlText w:val="o"/>
+      <w:lvlJc w:val="left"/>
+      <w:pPr>
+        <w:ind w:left="3600" w:hanging="360"/>
+      </w:pPr>
+      <w:rPr>
+        <w:rFonts w:ascii="Courier New" w:hAnsi="Courier New" w:cs="Courier New" w:hint="default"/>
+      </w:rPr>
+    </w:lvl>
+    <w:lvl w:ilvl="5" w:tplc="04090005" w:tentative="1">
+      <w:start w:val="1"/>
+      <w:numFmt w:val="bullet"/>
+      <w:lvlText w:val=""/>
+      <w:lvlJc w:val="left"/>
+      <w:pPr>
+        <w:ind w:left="4320" w:hanging="360"/>
+      </w:pPr>
+      <w:rPr>
+        <w:rFonts w:ascii="Wingdings" w:hAnsi="Wingdings" w:hint="default"/>
+      </w:rPr>
+    </w:lvl>
+    <w:lvl w:ilvl="6" w:tplc="04090001" w:tentative="1">
+      <w:start w:val="1"/>
+      <w:numFmt w:val="bullet"/>
+      <w:lvlText w:val=""/>
+      <w:lvlJc w:val="left"/>
+      <w:pPr>
+        <w:ind w:left="5040" w:hanging="360"/>
+      </w:pPr>
+      <w:rPr>
+        <w:rFonts w:ascii="Symbol" w:hAnsi="Symbol" w:hint="default"/>
+      </w:rPr>
+    </w:lvl>
+    <w:lvl w:ilvl="7" w:tplc="04090003" w:tentative="1">
+      <w:start w:val="1"/>
+      <w:numFmt w:val="bullet"/>
+      <w:lvlText w:val="o"/>
+      <w:lvlJc w:val="left"/>
+      <w:pPr>
+        <w:ind w:left="5760" w:hanging="360"/>
+      </w:pPr>
+      <w:rPr>
+        <w:rFonts w:ascii="Courier New" w:hAnsi="Courier New" w:cs="Courier New" w:hint="default"/>
+      </w:rPr>
+    </w:lvl>
+    <w:lvl w:ilvl="8" w:tplc="04090005" w:tentative="1">
+      <w:start w:val="1"/>
+      <w:numFmt w:val="bullet"/>
+      <w:lvlText w:val=""/>
+      <w:lvlJc w:val="left"/>
+      <w:pPr>
+        <w:ind w:left="6480" w:hanging="360"/>
+      </w:pPr>
+      <w:rPr>
+        <w:rFonts w:ascii="Wingdings" w:hAnsi="Wingdings" w:hint="default"/>
+      </w:rPr>
+    </w:lvl>
+  </w:abstractNum>
+  <w:abstractNum w:abstractNumId="11" w15:restartNumberingAfterBreak="0">
     <w:nsid w:val="2D1F29F5"/>
     <w:multiLevelType w:val="hybridMultilevel"/>
     <w:tmpl w:val="A6AA4074"/>
@@ -5141,6 +5271,232 @@
       </w:pPr>
       <w:rPr>
         <w:rFonts w:ascii="Arial" w:eastAsia="Arial" w:hAnsi="Arial" w:cs="Arial" w:hint="default"/>
+      </w:rPr>
+    </w:lvl>
+    <w:lvl w:ilvl="1" w:tplc="04090003" w:tentative="1">
+      <w:start w:val="1"/>
+      <w:numFmt w:val="bullet"/>
+      <w:lvlText w:val="o"/>
+      <w:lvlJc w:val="left"/>
+      <w:pPr>
+        <w:ind w:left="1440" w:hanging="360"/>
+      </w:pPr>
+      <w:rPr>
+        <w:rFonts w:ascii="Courier New" w:hAnsi="Courier New" w:cs="Courier New" w:hint="default"/>
+      </w:rPr>
+    </w:lvl>
+    <w:lvl w:ilvl="2" w:tplc="04090005" w:tentative="1">
+      <w:start w:val="1"/>
+      <w:numFmt w:val="bullet"/>
+      <w:lvlText w:val=""/>
+      <w:lvlJc w:val="left"/>
+      <w:pPr>
+        <w:ind w:left="2160" w:hanging="360"/>
+      </w:pPr>
+      <w:rPr>
+        <w:rFonts w:ascii="Wingdings" w:hAnsi="Wingdings" w:hint="default"/>
+      </w:rPr>
+    </w:lvl>
+    <w:lvl w:ilvl="3" w:tplc="04090001" w:tentative="1">
+      <w:start w:val="1"/>
+      <w:numFmt w:val="bullet"/>
+      <w:lvlText w:val=""/>
+      <w:lvlJc w:val="left"/>
+      <w:pPr>
+        <w:ind w:left="2880" w:hanging="360"/>
+      </w:pPr>
+      <w:rPr>
+        <w:rFonts w:ascii="Symbol" w:hAnsi="Symbol" w:hint="default"/>
+      </w:rPr>
+    </w:lvl>
+    <w:lvl w:ilvl="4" w:tplc="04090003" w:tentative="1">
+      <w:start w:val="1"/>
+      <w:numFmt w:val="bullet"/>
+      <w:lvlText w:val="o"/>
+      <w:lvlJc w:val="left"/>
+      <w:pPr>
+        <w:ind w:left="3600" w:hanging="360"/>
+      </w:pPr>
+      <w:rPr>
+        <w:rFonts w:ascii="Courier New" w:hAnsi="Courier New" w:cs="Courier New" w:hint="default"/>
+      </w:rPr>
+    </w:lvl>
+    <w:lvl w:ilvl="5" w:tplc="04090005" w:tentative="1">
+      <w:start w:val="1"/>
+      <w:numFmt w:val="bullet"/>
+      <w:lvlText w:val=""/>
+      <w:lvlJc w:val="left"/>
+      <w:pPr>
+        <w:ind w:left="4320" w:hanging="360"/>
+      </w:pPr>
+      <w:rPr>
+        <w:rFonts w:ascii="Wingdings" w:hAnsi="Wingdings" w:hint="default"/>
+      </w:rPr>
+    </w:lvl>
+    <w:lvl w:ilvl="6" w:tplc="04090001" w:tentative="1">
+      <w:start w:val="1"/>
+      <w:numFmt w:val="bullet"/>
+      <w:lvlText w:val=""/>
+      <w:lvlJc w:val="left"/>
+      <w:pPr>
+        <w:ind w:left="5040" w:hanging="360"/>
+      </w:pPr>
+      <w:rPr>
+        <w:rFonts w:ascii="Symbol" w:hAnsi="Symbol" w:hint="default"/>
+      </w:rPr>
+    </w:lvl>
+    <w:lvl w:ilvl="7" w:tplc="04090003" w:tentative="1">
+      <w:start w:val="1"/>
+      <w:numFmt w:val="bullet"/>
+      <w:lvlText w:val="o"/>
+      <w:lvlJc w:val="left"/>
+      <w:pPr>
+        <w:ind w:left="5760" w:hanging="360"/>
+      </w:pPr>
+      <w:rPr>
+        <w:rFonts w:ascii="Courier New" w:hAnsi="Courier New" w:cs="Courier New" w:hint="default"/>
+      </w:rPr>
+    </w:lvl>
+    <w:lvl w:ilvl="8" w:tplc="04090005" w:tentative="1">
+      <w:start w:val="1"/>
+      <w:numFmt w:val="bullet"/>
+      <w:lvlText w:val=""/>
+      <w:lvlJc w:val="left"/>
+      <w:pPr>
+        <w:ind w:left="6480" w:hanging="360"/>
+      </w:pPr>
+      <w:rPr>
+        <w:rFonts w:ascii="Wingdings" w:hAnsi="Wingdings" w:hint="default"/>
+      </w:rPr>
+    </w:lvl>
+  </w:abstractNum>
+  <w:abstractNum w:abstractNumId="12" w15:restartNumberingAfterBreak="0">
+    <w:nsid w:val="40EB4869"/>
+    <w:multiLevelType w:val="hybridMultilevel"/>
+    <w:tmpl w:val="5F2C6F24"/>
+    <w:lvl w:ilvl="0" w:tplc="04090001">
+      <w:start w:val="1"/>
+      <w:numFmt w:val="bullet"/>
+      <w:lvlText w:val=""/>
+      <w:lvlJc w:val="left"/>
+      <w:pPr>
+        <w:ind w:left="720" w:hanging="360"/>
+      </w:pPr>
+      <w:rPr>
+        <w:rFonts w:ascii="Symbol" w:hAnsi="Symbol" w:hint="default"/>
+      </w:rPr>
+    </w:lvl>
+    <w:lvl w:ilvl="1" w:tplc="04090003" w:tentative="1">
+      <w:start w:val="1"/>
+      <w:numFmt w:val="bullet"/>
+      <w:lvlText w:val="o"/>
+      <w:lvlJc w:val="left"/>
+      <w:pPr>
+        <w:ind w:left="1440" w:hanging="360"/>
+      </w:pPr>
+      <w:rPr>
+        <w:rFonts w:ascii="Courier New" w:hAnsi="Courier New" w:cs="Courier New" w:hint="default"/>
+      </w:rPr>
+    </w:lvl>
+    <w:lvl w:ilvl="2" w:tplc="04090005" w:tentative="1">
+      <w:start w:val="1"/>
+      <w:numFmt w:val="bullet"/>
+      <w:lvlText w:val=""/>
+      <w:lvlJc w:val="left"/>
+      <w:pPr>
+        <w:ind w:left="2160" w:hanging="360"/>
+      </w:pPr>
+      <w:rPr>
+        <w:rFonts w:ascii="Wingdings" w:hAnsi="Wingdings" w:hint="default"/>
+      </w:rPr>
+    </w:lvl>
+    <w:lvl w:ilvl="3" w:tplc="04090001" w:tentative="1">
+      <w:start w:val="1"/>
+      <w:numFmt w:val="bullet"/>
+      <w:lvlText w:val=""/>
+      <w:lvlJc w:val="left"/>
+      <w:pPr>
+        <w:ind w:left="2880" w:hanging="360"/>
+      </w:pPr>
+      <w:rPr>
+        <w:rFonts w:ascii="Symbol" w:hAnsi="Symbol" w:hint="default"/>
+      </w:rPr>
+    </w:lvl>
+    <w:lvl w:ilvl="4" w:tplc="04090003" w:tentative="1">
+      <w:start w:val="1"/>
+      <w:numFmt w:val="bullet"/>
+      <w:lvlText w:val="o"/>
+      <w:lvlJc w:val="left"/>
+      <w:pPr>
+        <w:ind w:left="3600" w:hanging="360"/>
+      </w:pPr>
+      <w:rPr>
+        <w:rFonts w:ascii="Courier New" w:hAnsi="Courier New" w:cs="Courier New" w:hint="default"/>
+      </w:rPr>
+    </w:lvl>
+    <w:lvl w:ilvl="5" w:tplc="04090005" w:tentative="1">
+      <w:start w:val="1"/>
+      <w:numFmt w:val="bullet"/>
+      <w:lvlText w:val=""/>
+      <w:lvlJc w:val="left"/>
+      <w:pPr>
+        <w:ind w:left="4320" w:hanging="360"/>
+      </w:pPr>
+      <w:rPr>
+        <w:rFonts w:ascii="Wingdings" w:hAnsi="Wingdings" w:hint="default"/>
+      </w:rPr>
+    </w:lvl>
+    <w:lvl w:ilvl="6" w:tplc="04090001" w:tentative="1">
+      <w:start w:val="1"/>
+      <w:numFmt w:val="bullet"/>
+      <w:lvlText w:val=""/>
+      <w:lvlJc w:val="left"/>
+      <w:pPr>
+        <w:ind w:left="5040" w:hanging="360"/>
+      </w:pPr>
+      <w:rPr>
+        <w:rFonts w:ascii="Symbol" w:hAnsi="Symbol" w:hint="default"/>
+      </w:rPr>
+    </w:lvl>
+    <w:lvl w:ilvl="7" w:tplc="04090003" w:tentative="1">
+      <w:start w:val="1"/>
+      <w:numFmt w:val="bullet"/>
+      <w:lvlText w:val="o"/>
+      <w:lvlJc w:val="left"/>
+      <w:pPr>
+        <w:ind w:left="5760" w:hanging="360"/>
+      </w:pPr>
+      <w:rPr>
+        <w:rFonts w:ascii="Courier New" w:hAnsi="Courier New" w:cs="Courier New" w:hint="default"/>
+      </w:rPr>
+    </w:lvl>
+    <w:lvl w:ilvl="8" w:tplc="04090005" w:tentative="1">
+      <w:start w:val="1"/>
+      <w:numFmt w:val="bullet"/>
+      <w:lvlText w:val=""/>
+      <w:lvlJc w:val="left"/>
+      <w:pPr>
+        <w:ind w:left="6480" w:hanging="360"/>
+      </w:pPr>
+      <w:rPr>
+        <w:rFonts w:ascii="Wingdings" w:hAnsi="Wingdings" w:hint="default"/>
+      </w:rPr>
+    </w:lvl>
+  </w:abstractNum>
+  <w:abstractNum w:abstractNumId="13" w15:restartNumberingAfterBreak="0">
+    <w:nsid w:val="577F674F"/>
+    <w:multiLevelType w:val="hybridMultilevel"/>
+    <w:tmpl w:val="383CDF10"/>
+    <w:lvl w:ilvl="0" w:tplc="04090001">
+      <w:start w:val="1"/>
+      <w:numFmt w:val="bullet"/>
+      <w:lvlText w:val=""/>
+      <w:lvlJc w:val="left"/>
+      <w:pPr>
+        <w:ind w:left="720" w:hanging="360"/>
+      </w:pPr>
+      <w:rPr>
+        <w:rFonts w:ascii="Symbol" w:hAnsi="Symbol" w:hint="default"/>
       </w:rPr>
     </w:lvl>
     <w:lvl w:ilvl="1" w:tplc="04090003" w:tentative="1">
@@ -5271,7 +5627,16 @@
     <w:abstractNumId w:val="9"/>
   </w:num>
   <w:num w:numId="11">
+    <w:abstractNumId w:val="11"/>
+  </w:num>
+  <w:num w:numId="12">
     <w:abstractNumId w:val="10"/>
+  </w:num>
+  <w:num w:numId="13">
+    <w:abstractNumId w:val="13"/>
+  </w:num>
+  <w:num w:numId="14">
+    <w:abstractNumId w:val="12"/>
   </w:num>
 </w:numbering>
 </file>
@@ -5660,7 +6025,7 @@
   <w:style w:type="paragraph" w:default="1" w:styleId="Normal">
     <w:name w:val="Normal"/>
     <w:qFormat/>
-    <w:rsid w:val="00FC693F"/>
+    <w:rsid w:val="004A3536"/>
     <w:rPr>
       <w:rFonts w:ascii="Arial" w:eastAsia="Arial" w:hAnsi="Arial"/>
     </w:rPr>
@@ -17029,7 +17394,7 @@
 </file>
 
 <file path=customXml/itemProps1.xml><?xml version="1.0" encoding="utf-8"?>
-<ds:datastoreItem xmlns:ds="http://schemas.openxmlformats.org/officeDocument/2006/customXml" ds:itemID="{C1A9E45D-1FDE-4940-80EA-73D89477CF50}">
+<ds:datastoreItem xmlns:ds="http://schemas.openxmlformats.org/officeDocument/2006/customXml" ds:itemID="{CCDC6363-3B95-4930-8F1F-A1AAFA52503F}">
   <ds:schemaRefs>
     <ds:schemaRef ds:uri="http://schemas.openxmlformats.org/officeDocument/2006/bibliography"/>
   </ds:schemaRefs>
